--- a/ANSWERS.docx
+++ b/ANSWERS.docx
@@ -667,644 +667,7 @@
         <w:spacing w:after="160"/>
       </w:pPr>
       <w:r>
-        <w:t xml:space="preserve">Metric used: Shannon entropy of the A/C/G/T frequencies at each column. A column split evenly between bases has high entropy (more variable); a column dominated by one base has entropy near 0 (conserved).</w:t>
-      </w:r>
-    </w:p>
-    <w:p>
-      <w:pPr>
-        <w:spacing w:after="0"/>
-      </w:pPr>
-      <w:r>
-        <w:rPr>
-          <w:rFonts w:ascii="Consolas" w:cs="Consolas" w:eastAsia="Consolas" w:hAnsi="Consolas"/>
-          <w:sz w:val="18"/>
-          <w:szCs w:val="18"/>
-        </w:rPr>
-        <w:t xml:space="preserve">from math import log2</w:t>
-      </w:r>
-    </w:p>
-    <w:p>
-      <w:pPr>
-        <w:spacing w:after="0"/>
-      </w:pPr>
-      <w:r>
-        <w:rPr>
-          <w:rFonts w:ascii="Consolas" w:cs="Consolas" w:eastAsia="Consolas" w:hAnsi="Consolas"/>
-          <w:sz w:val="18"/>
-          <w:szCs w:val="18"/>
-        </w:rPr>
-        <w:t xml:space="preserve"> </w:t>
-      </w:r>
-    </w:p>
-    <w:p>
-      <w:pPr>
-        <w:spacing w:after="0"/>
-      </w:pPr>
-      <w:r>
-        <w:rPr>
-          <w:rFonts w:ascii="Consolas" w:cs="Consolas" w:eastAsia="Consolas" w:hAnsi="Consolas"/>
-          <w:sz w:val="18"/>
-          <w:szCs w:val="18"/>
-        </w:rPr>
-        <w:t xml:space="preserve">BASES = "ACGT"</w:t>
-      </w:r>
-    </w:p>
-    <w:p>
-      <w:pPr>
-        <w:spacing w:after="0"/>
-      </w:pPr>
-      <w:r>
-        <w:rPr>
-          <w:rFonts w:ascii="Consolas" w:cs="Consolas" w:eastAsia="Consolas" w:hAnsi="Consolas"/>
-          <w:sz w:val="18"/>
-          <w:szCs w:val="18"/>
-        </w:rPr>
-        <w:t xml:space="preserve"> </w:t>
-      </w:r>
-    </w:p>
-    <w:p>
-      <w:pPr>
-        <w:spacing w:after="0"/>
-      </w:pPr>
-      <w:r>
-        <w:rPr>
-          <w:rFonts w:ascii="Consolas" w:cs="Consolas" w:eastAsia="Consolas" w:hAnsi="Consolas"/>
-          <w:sz w:val="18"/>
-          <w:szCs w:val="18"/>
-        </w:rPr>
-        <w:t xml:space="preserve"> </w:t>
-      </w:r>
-    </w:p>
-    <w:p>
-      <w:pPr>
-        <w:spacing w:after="0"/>
-      </w:pPr>
-      <w:r>
-        <w:rPr>
-          <w:rFonts w:ascii="Consolas" w:cs="Consolas" w:eastAsia="Consolas" w:hAnsi="Consolas"/>
-          <w:sz w:val="18"/>
-          <w:szCs w:val="18"/>
-        </w:rPr>
-        <w:t xml:space="preserve">def read_fasta(path):</w:t>
-      </w:r>
-    </w:p>
-    <w:p>
-      <w:pPr>
-        <w:spacing w:after="0"/>
-      </w:pPr>
-      <w:r>
-        <w:rPr>
-          <w:rFonts w:ascii="Consolas" w:cs="Consolas" w:eastAsia="Consolas" w:hAnsi="Consolas"/>
-          <w:sz w:val="18"/>
-          <w:szCs w:val="18"/>
-        </w:rPr>
-        <w:t xml:space="preserve">    seqs = []</w:t>
-      </w:r>
-    </w:p>
-    <w:p>
-      <w:pPr>
-        <w:spacing w:after="0"/>
-      </w:pPr>
-      <w:r>
-        <w:rPr>
-          <w:rFonts w:ascii="Consolas" w:cs="Consolas" w:eastAsia="Consolas" w:hAnsi="Consolas"/>
-          <w:sz w:val="18"/>
-          <w:szCs w:val="18"/>
-        </w:rPr>
-        <w:t xml:space="preserve">    seq = ""</w:t>
-      </w:r>
-    </w:p>
-    <w:p>
-      <w:pPr>
-        <w:spacing w:after="0"/>
-      </w:pPr>
-      <w:r>
-        <w:rPr>
-          <w:rFonts w:ascii="Consolas" w:cs="Consolas" w:eastAsia="Consolas" w:hAnsi="Consolas"/>
-          <w:sz w:val="18"/>
-          <w:szCs w:val="18"/>
-        </w:rPr>
-        <w:t xml:space="preserve">    for line in open(path):</w:t>
-      </w:r>
-    </w:p>
-    <w:p>
-      <w:pPr>
-        <w:spacing w:after="0"/>
-      </w:pPr>
-      <w:r>
-        <w:rPr>
-          <w:rFonts w:ascii="Consolas" w:cs="Consolas" w:eastAsia="Consolas" w:hAnsi="Consolas"/>
-          <w:sz w:val="18"/>
-          <w:szCs w:val="18"/>
-        </w:rPr>
-        <w:t xml:space="preserve">        line = line.strip()</w:t>
-      </w:r>
-    </w:p>
-    <w:p>
-      <w:pPr>
-        <w:spacing w:after="0"/>
-      </w:pPr>
-      <w:r>
-        <w:rPr>
-          <w:rFonts w:ascii="Consolas" w:cs="Consolas" w:eastAsia="Consolas" w:hAnsi="Consolas"/>
-          <w:sz w:val="18"/>
-          <w:szCs w:val="18"/>
-        </w:rPr>
-        <w:t xml:space="preserve">        if line.startswith("&gt;"):</w:t>
-      </w:r>
-    </w:p>
-    <w:p>
-      <w:pPr>
-        <w:spacing w:after="0"/>
-      </w:pPr>
-      <w:r>
-        <w:rPr>
-          <w:rFonts w:ascii="Consolas" w:cs="Consolas" w:eastAsia="Consolas" w:hAnsi="Consolas"/>
-          <w:sz w:val="18"/>
-          <w:szCs w:val="18"/>
-        </w:rPr>
-        <w:t xml:space="preserve">            if seq:</w:t>
-      </w:r>
-    </w:p>
-    <w:p>
-      <w:pPr>
-        <w:spacing w:after="0"/>
-      </w:pPr>
-      <w:r>
-        <w:rPr>
-          <w:rFonts w:ascii="Consolas" w:cs="Consolas" w:eastAsia="Consolas" w:hAnsi="Consolas"/>
-          <w:sz w:val="18"/>
-          <w:szCs w:val="18"/>
-        </w:rPr>
-        <w:t xml:space="preserve">                seqs.append(seq)</w:t>
-      </w:r>
-    </w:p>
-    <w:p>
-      <w:pPr>
-        <w:spacing w:after="0"/>
-      </w:pPr>
-      <w:r>
-        <w:rPr>
-          <w:rFonts w:ascii="Consolas" w:cs="Consolas" w:eastAsia="Consolas" w:hAnsi="Consolas"/>
-          <w:sz w:val="18"/>
-          <w:szCs w:val="18"/>
-        </w:rPr>
-        <w:t xml:space="preserve">            seq = ""</w:t>
-      </w:r>
-    </w:p>
-    <w:p>
-      <w:pPr>
-        <w:spacing w:after="0"/>
-      </w:pPr>
-      <w:r>
-        <w:rPr>
-          <w:rFonts w:ascii="Consolas" w:cs="Consolas" w:eastAsia="Consolas" w:hAnsi="Consolas"/>
-          <w:sz w:val="18"/>
-          <w:szCs w:val="18"/>
-        </w:rPr>
-        <w:t xml:space="preserve">        else:</w:t>
-      </w:r>
-    </w:p>
-    <w:p>
-      <w:pPr>
-        <w:spacing w:after="0"/>
-      </w:pPr>
-      <w:r>
-        <w:rPr>
-          <w:rFonts w:ascii="Consolas" w:cs="Consolas" w:eastAsia="Consolas" w:hAnsi="Consolas"/>
-          <w:sz w:val="18"/>
-          <w:szCs w:val="18"/>
-        </w:rPr>
-        <w:t xml:space="preserve">            seq += line.upper()</w:t>
-      </w:r>
-    </w:p>
-    <w:p>
-      <w:pPr>
-        <w:spacing w:after="0"/>
-      </w:pPr>
-      <w:r>
-        <w:rPr>
-          <w:rFonts w:ascii="Consolas" w:cs="Consolas" w:eastAsia="Consolas" w:hAnsi="Consolas"/>
-          <w:sz w:val="18"/>
-          <w:szCs w:val="18"/>
-        </w:rPr>
-        <w:t xml:space="preserve">    if seq:</w:t>
-      </w:r>
-    </w:p>
-    <w:p>
-      <w:pPr>
-        <w:spacing w:after="0"/>
-      </w:pPr>
-      <w:r>
-        <w:rPr>
-          <w:rFonts w:ascii="Consolas" w:cs="Consolas" w:eastAsia="Consolas" w:hAnsi="Consolas"/>
-          <w:sz w:val="18"/>
-          <w:szCs w:val="18"/>
-        </w:rPr>
-        <w:t xml:space="preserve">        seqs.append(seq)</w:t>
-      </w:r>
-    </w:p>
-    <w:p>
-      <w:pPr>
-        <w:spacing w:after="0"/>
-      </w:pPr>
-      <w:r>
-        <w:rPr>
-          <w:rFonts w:ascii="Consolas" w:cs="Consolas" w:eastAsia="Consolas" w:hAnsi="Consolas"/>
-          <w:sz w:val="18"/>
-          <w:szCs w:val="18"/>
-        </w:rPr>
-        <w:t xml:space="preserve">    return seqs</w:t>
-      </w:r>
-    </w:p>
-    <w:p>
-      <w:pPr>
-        <w:spacing w:after="0"/>
-      </w:pPr>
-      <w:r>
-        <w:rPr>
-          <w:rFonts w:ascii="Consolas" w:cs="Consolas" w:eastAsia="Consolas" w:hAnsi="Consolas"/>
-          <w:sz w:val="18"/>
-          <w:szCs w:val="18"/>
-        </w:rPr>
-        <w:t xml:space="preserve"> </w:t>
-      </w:r>
-    </w:p>
-    <w:p>
-      <w:pPr>
-        <w:spacing w:after="0"/>
-      </w:pPr>
-      <w:r>
-        <w:rPr>
-          <w:rFonts w:ascii="Consolas" w:cs="Consolas" w:eastAsia="Consolas" w:hAnsi="Consolas"/>
-          <w:sz w:val="18"/>
-          <w:szCs w:val="18"/>
-        </w:rPr>
-        <w:t xml:space="preserve"> </w:t>
-      </w:r>
-    </w:p>
-    <w:p>
-      <w:pPr>
-        <w:spacing w:after="0"/>
-      </w:pPr>
-      <w:r>
-        <w:rPr>
-          <w:rFonts w:ascii="Consolas" w:cs="Consolas" w:eastAsia="Consolas" w:hAnsi="Consolas"/>
-          <w:sz w:val="18"/>
-          <w:szCs w:val="18"/>
-        </w:rPr>
-        <w:t xml:space="preserve">seqs = read_fasta("data/Q3/BRCA_aligned.fa")</w:t>
-      </w:r>
-    </w:p>
-    <w:p>
-      <w:pPr>
-        <w:spacing w:after="0"/>
-      </w:pPr>
-      <w:r>
-        <w:rPr>
-          <w:rFonts w:ascii="Consolas" w:cs="Consolas" w:eastAsia="Consolas" w:hAnsi="Consolas"/>
-          <w:sz w:val="18"/>
-          <w:szCs w:val="18"/>
-        </w:rPr>
-        <w:t xml:space="preserve">length = len(seqs[0])</w:t>
-      </w:r>
-    </w:p>
-    <w:p>
-      <w:pPr>
-        <w:spacing w:after="0"/>
-      </w:pPr>
-      <w:r>
-        <w:rPr>
-          <w:rFonts w:ascii="Consolas" w:cs="Consolas" w:eastAsia="Consolas" w:hAnsi="Consolas"/>
-          <w:sz w:val="18"/>
-          <w:szCs w:val="18"/>
-        </w:rPr>
-        <w:t xml:space="preserve"> </w:t>
-      </w:r>
-    </w:p>
-    <w:p>
-      <w:pPr>
-        <w:spacing w:after="0"/>
-      </w:pPr>
-      <w:r>
-        <w:rPr>
-          <w:rFonts w:ascii="Consolas" w:cs="Consolas" w:eastAsia="Consolas" w:hAnsi="Consolas"/>
-          <w:sz w:val="18"/>
-          <w:szCs w:val="18"/>
-        </w:rPr>
-        <w:t xml:space="preserve"># profile matrix: count of each base at each column</w:t>
-      </w:r>
-    </w:p>
-    <w:p>
-      <w:pPr>
-        <w:spacing w:after="0"/>
-      </w:pPr>
-      <w:r>
-        <w:rPr>
-          <w:rFonts w:ascii="Consolas" w:cs="Consolas" w:eastAsia="Consolas" w:hAnsi="Consolas"/>
-          <w:sz w:val="18"/>
-          <w:szCs w:val="18"/>
-        </w:rPr>
-        <w:t xml:space="preserve">profile = {b: [0] * length for b in BASES}</w:t>
-      </w:r>
-    </w:p>
-    <w:p>
-      <w:pPr>
-        <w:spacing w:after="0"/>
-      </w:pPr>
-      <w:r>
-        <w:rPr>
-          <w:rFonts w:ascii="Consolas" w:cs="Consolas" w:eastAsia="Consolas" w:hAnsi="Consolas"/>
-          <w:sz w:val="18"/>
-          <w:szCs w:val="18"/>
-        </w:rPr>
-        <w:t xml:space="preserve">for seq in seqs:</w:t>
-      </w:r>
-    </w:p>
-    <w:p>
-      <w:pPr>
-        <w:spacing w:after="0"/>
-      </w:pPr>
-      <w:r>
-        <w:rPr>
-          <w:rFonts w:ascii="Consolas" w:cs="Consolas" w:eastAsia="Consolas" w:hAnsi="Consolas"/>
-          <w:sz w:val="18"/>
-          <w:szCs w:val="18"/>
-        </w:rPr>
-        <w:t xml:space="preserve">    for i, ch in enumerate(seq):</w:t>
-      </w:r>
-    </w:p>
-    <w:p>
-      <w:pPr>
-        <w:spacing w:after="0"/>
-      </w:pPr>
-      <w:r>
-        <w:rPr>
-          <w:rFonts w:ascii="Consolas" w:cs="Consolas" w:eastAsia="Consolas" w:hAnsi="Consolas"/>
-          <w:sz w:val="18"/>
-          <w:szCs w:val="18"/>
-        </w:rPr>
-        <w:t xml:space="preserve">        if ch in BASES:</w:t>
-      </w:r>
-    </w:p>
-    <w:p>
-      <w:pPr>
-        <w:spacing w:after="0"/>
-      </w:pPr>
-      <w:r>
-        <w:rPr>
-          <w:rFonts w:ascii="Consolas" w:cs="Consolas" w:eastAsia="Consolas" w:hAnsi="Consolas"/>
-          <w:sz w:val="18"/>
-          <w:szCs w:val="18"/>
-        </w:rPr>
-        <w:t xml:space="preserve">            profile[ch][i] += 1</w:t>
-      </w:r>
-    </w:p>
-    <w:p>
-      <w:pPr>
-        <w:spacing w:after="0"/>
-      </w:pPr>
-      <w:r>
-        <w:rPr>
-          <w:rFonts w:ascii="Consolas" w:cs="Consolas" w:eastAsia="Consolas" w:hAnsi="Consolas"/>
-          <w:sz w:val="18"/>
-          <w:szCs w:val="18"/>
-        </w:rPr>
-        <w:t xml:space="preserve"> </w:t>
-      </w:r>
-    </w:p>
-    <w:p>
-      <w:pPr>
-        <w:spacing w:after="0"/>
-      </w:pPr>
-      <w:r>
-        <w:rPr>
-          <w:rFonts w:ascii="Consolas" w:cs="Consolas" w:eastAsia="Consolas" w:hAnsi="Consolas"/>
-          <w:sz w:val="18"/>
-          <w:szCs w:val="18"/>
-        </w:rPr>
-        <w:t xml:space="preserve"># consensus + entropy per column (entropy = variability metric)</w:t>
-      </w:r>
-    </w:p>
-    <w:p>
-      <w:pPr>
-        <w:spacing w:after="0"/>
-      </w:pPr>
-      <w:r>
-        <w:rPr>
-          <w:rFonts w:ascii="Consolas" w:cs="Consolas" w:eastAsia="Consolas" w:hAnsi="Consolas"/>
-          <w:sz w:val="18"/>
-          <w:szCs w:val="18"/>
-        </w:rPr>
-        <w:t xml:space="preserve">consensus = ""</w:t>
-      </w:r>
-    </w:p>
-    <w:p>
-      <w:pPr>
-        <w:spacing w:after="0"/>
-      </w:pPr>
-      <w:r>
-        <w:rPr>
-          <w:rFonts w:ascii="Consolas" w:cs="Consolas" w:eastAsia="Consolas" w:hAnsi="Consolas"/>
-          <w:sz w:val="18"/>
-          <w:szCs w:val="18"/>
-        </w:rPr>
-        <w:t xml:space="preserve">entropy = []</w:t>
-      </w:r>
-    </w:p>
-    <w:p>
-      <w:pPr>
-        <w:spacing w:after="0"/>
-      </w:pPr>
-      <w:r>
-        <w:rPr>
-          <w:rFonts w:ascii="Consolas" w:cs="Consolas" w:eastAsia="Consolas" w:hAnsi="Consolas"/>
-          <w:sz w:val="18"/>
-          <w:szCs w:val="18"/>
-        </w:rPr>
-        <w:t xml:space="preserve">for i in range(length):</w:t>
-      </w:r>
-    </w:p>
-    <w:p>
-      <w:pPr>
-        <w:spacing w:after="0"/>
-      </w:pPr>
-      <w:r>
-        <w:rPr>
-          <w:rFonts w:ascii="Consolas" w:cs="Consolas" w:eastAsia="Consolas" w:hAnsi="Consolas"/>
-          <w:sz w:val="18"/>
-          <w:szCs w:val="18"/>
-        </w:rPr>
-        <w:t xml:space="preserve">    counts = [profile[b][i] for b in BASES]</w:t>
-      </w:r>
-    </w:p>
-    <w:p>
-      <w:pPr>
-        <w:spacing w:after="0"/>
-      </w:pPr>
-      <w:r>
-        <w:rPr>
-          <w:rFonts w:ascii="Consolas" w:cs="Consolas" w:eastAsia="Consolas" w:hAnsi="Consolas"/>
-          <w:sz w:val="18"/>
-          <w:szCs w:val="18"/>
-        </w:rPr>
-        <w:t xml:space="preserve">    total = sum(counts)</w:t>
-      </w:r>
-    </w:p>
-    <w:p>
-      <w:pPr>
-        <w:spacing w:after="0"/>
-      </w:pPr>
-      <w:r>
-        <w:rPr>
-          <w:rFonts w:ascii="Consolas" w:cs="Consolas" w:eastAsia="Consolas" w:hAnsi="Consolas"/>
-          <w:sz w:val="18"/>
-          <w:szCs w:val="18"/>
-        </w:rPr>
-        <w:t xml:space="preserve">    consensus += BASES[counts.index(max(counts))]</w:t>
-      </w:r>
-    </w:p>
-    <w:p>
-      <w:pPr>
-        <w:spacing w:after="0"/>
-      </w:pPr>
-      <w:r>
-        <w:rPr>
-          <w:rFonts w:ascii="Consolas" w:cs="Consolas" w:eastAsia="Consolas" w:hAnsi="Consolas"/>
-          <w:sz w:val="18"/>
-          <w:szCs w:val="18"/>
-        </w:rPr>
-        <w:t xml:space="preserve">    h = -sum((c / total) * log2(c / total) for c in counts if c &gt; 0)</w:t>
-      </w:r>
-    </w:p>
-    <w:p>
-      <w:pPr>
-        <w:spacing w:after="0"/>
-      </w:pPr>
-      <w:r>
-        <w:rPr>
-          <w:rFonts w:ascii="Consolas" w:cs="Consolas" w:eastAsia="Consolas" w:hAnsi="Consolas"/>
-          <w:sz w:val="18"/>
-          <w:szCs w:val="18"/>
-        </w:rPr>
-        <w:t xml:space="preserve">    entropy.append(h)</w:t>
-      </w:r>
-    </w:p>
-    <w:p>
-      <w:pPr>
-        <w:spacing w:after="0"/>
-      </w:pPr>
-      <w:r>
-        <w:rPr>
-          <w:rFonts w:ascii="Consolas" w:cs="Consolas" w:eastAsia="Consolas" w:hAnsi="Consolas"/>
-          <w:sz w:val="18"/>
-          <w:szCs w:val="18"/>
-        </w:rPr>
-        <w:t xml:space="preserve"> </w:t>
-      </w:r>
-    </w:p>
-    <w:p>
-      <w:pPr>
-        <w:spacing w:after="0"/>
-      </w:pPr>
-      <w:r>
-        <w:rPr>
-          <w:rFonts w:ascii="Consolas" w:cs="Consolas" w:eastAsia="Consolas" w:hAnsi="Consolas"/>
-          <w:sz w:val="18"/>
-          <w:szCs w:val="18"/>
-        </w:rPr>
-        <w:t xml:space="preserve">top3 = sorted(range(length), key=lambda i: -entropy[i])[:3]</w:t>
-      </w:r>
-    </w:p>
-    <w:p>
-      <w:pPr>
-        <w:spacing w:after="0"/>
-      </w:pPr>
-      <w:r>
-        <w:rPr>
-          <w:rFonts w:ascii="Consolas" w:cs="Consolas" w:eastAsia="Consolas" w:hAnsi="Consolas"/>
-          <w:sz w:val="18"/>
-          <w:szCs w:val="18"/>
-        </w:rPr>
-        <w:t xml:space="preserve">top3_positions = [i + 1 for i in top3]  # 1-based</w:t>
-      </w:r>
-    </w:p>
-    <w:p>
-      <w:pPr>
-        <w:spacing w:after="0"/>
-      </w:pPr>
-      <w:r>
-        <w:rPr>
-          <w:rFonts w:ascii="Consolas" w:cs="Consolas" w:eastAsia="Consolas" w:hAnsi="Consolas"/>
-          <w:sz w:val="18"/>
-          <w:szCs w:val="18"/>
-        </w:rPr>
-        <w:t xml:space="preserve"> </w:t>
-      </w:r>
-    </w:p>
-    <w:p>
-      <w:pPr>
-        <w:spacing w:after="0"/>
-      </w:pPr>
-      <w:r>
-        <w:rPr>
-          <w:rFonts w:ascii="Consolas" w:cs="Consolas" w:eastAsia="Consolas" w:hAnsi="Consolas"/>
-          <w:sz w:val="18"/>
-          <w:szCs w:val="18"/>
-        </w:rPr>
-        <w:t xml:space="preserve">print("Consensus string:")</w:t>
-      </w:r>
-    </w:p>
-    <w:p>
-      <w:pPr>
-        <w:spacing w:after="0"/>
-      </w:pPr>
-      <w:r>
-        <w:rPr>
-          <w:rFonts w:ascii="Consolas" w:cs="Consolas" w:eastAsia="Consolas" w:hAnsi="Consolas"/>
-          <w:sz w:val="18"/>
-          <w:szCs w:val="18"/>
-        </w:rPr>
-        <w:t xml:space="preserve">print(consensus)</w:t>
-      </w:r>
-    </w:p>
-    <w:p>
-      <w:pPr>
-        <w:spacing w:after="0"/>
-      </w:pPr>
-      <w:r>
-        <w:rPr>
-          <w:rFonts w:ascii="Consolas" w:cs="Consolas" w:eastAsia="Consolas" w:hAnsi="Consolas"/>
-          <w:sz w:val="18"/>
-          <w:szCs w:val="18"/>
-        </w:rPr>
-        <w:t xml:space="preserve">print("Top 3 least-conserved positions (1-based):", top3_positions)</w:t>
-      </w:r>
-    </w:p>
-    <w:p>
-      <w:pPr>
-        <w:spacing w:after="0"/>
-      </w:pPr>
-      <w:r>
-        <w:rPr>
-          <w:rFonts w:ascii="Consolas" w:cs="Consolas" w:eastAsia="Consolas" w:hAnsi="Consolas"/>
-          <w:sz w:val="18"/>
-          <w:szCs w:val="18"/>
-        </w:rPr>
-        <w:t xml:space="preserve">print("Entropy at those positions:", [round(entropy[i], 4) for i in top3])</w:t>
-      </w:r>
-    </w:p>
-    <w:p>
-      <w:pPr>
-        <w:spacing w:after="160"/>
-      </w:pPr>
-    </w:p>
-    <w:p>
-      <w:pPr>
-        <w:spacing w:after="160"/>
-      </w:pPr>
-      <w:r>
-        <w:t xml:space="preserve">Output on </w:t>
+        <w:t xml:space="preserve">Metric used: mismatches to the consensus base, i.e. for each column, </w:t>
       </w:r>
       <w:r>
         <w:rPr>
@@ -1312,6 +675,758 @@
           <w:sz w:val="20"/>
           <w:szCs w:val="20"/>
         </w:rPr>
+        <w:t xml:space="preserve">N − (count of the most common base)</w:t>
+      </w:r>
+      <w:r>
+        <w:t xml:space="preserve">. A column where every sequence agrees scores 0; a column split across several bases scores higher. Ties (columns with the same mismatch count) are broken by sum-of-pairs mismatches — for every pair of sequences in the column, count how many pairs disagree. This matters when two columns have the same total mismatch count but a different shape: e.g. one column split 17/8 between two bases and another split 17/6/2 across three bases both count as "8 mismatches", but the second one has more disagreeing pairs (148 vs 136), so it's ranked as more variable.</w:t>
+      </w:r>
+    </w:p>
+    <w:p>
+      <w:pPr>
+        <w:spacing w:after="0"/>
+      </w:pPr>
+      <w:r>
+        <w:rPr>
+          <w:rFonts w:ascii="Consolas" w:cs="Consolas" w:eastAsia="Consolas" w:hAnsi="Consolas"/>
+          <w:sz w:val="18"/>
+          <w:szCs w:val="18"/>
+        </w:rPr>
+        <w:t xml:space="preserve">BASES = "ACGT"</w:t>
+      </w:r>
+    </w:p>
+    <w:p>
+      <w:pPr>
+        <w:spacing w:after="0"/>
+      </w:pPr>
+      <w:r>
+        <w:rPr>
+          <w:rFonts w:ascii="Consolas" w:cs="Consolas" w:eastAsia="Consolas" w:hAnsi="Consolas"/>
+          <w:sz w:val="18"/>
+          <w:szCs w:val="18"/>
+        </w:rPr>
+        <w:t xml:space="preserve"> </w:t>
+      </w:r>
+    </w:p>
+    <w:p>
+      <w:pPr>
+        <w:spacing w:after="0"/>
+      </w:pPr>
+      <w:r>
+        <w:rPr>
+          <w:rFonts w:ascii="Consolas" w:cs="Consolas" w:eastAsia="Consolas" w:hAnsi="Consolas"/>
+          <w:sz w:val="18"/>
+          <w:szCs w:val="18"/>
+        </w:rPr>
+        <w:t xml:space="preserve"> </w:t>
+      </w:r>
+    </w:p>
+    <w:p>
+      <w:pPr>
+        <w:spacing w:after="0"/>
+      </w:pPr>
+      <w:r>
+        <w:rPr>
+          <w:rFonts w:ascii="Consolas" w:cs="Consolas" w:eastAsia="Consolas" w:hAnsi="Consolas"/>
+          <w:sz w:val="18"/>
+          <w:szCs w:val="18"/>
+        </w:rPr>
+        <w:t xml:space="preserve">def read_fasta(path):</w:t>
+      </w:r>
+    </w:p>
+    <w:p>
+      <w:pPr>
+        <w:spacing w:after="0"/>
+      </w:pPr>
+      <w:r>
+        <w:rPr>
+          <w:rFonts w:ascii="Consolas" w:cs="Consolas" w:eastAsia="Consolas" w:hAnsi="Consolas"/>
+          <w:sz w:val="18"/>
+          <w:szCs w:val="18"/>
+        </w:rPr>
+        <w:t xml:space="preserve">    seqs = []</w:t>
+      </w:r>
+    </w:p>
+    <w:p>
+      <w:pPr>
+        <w:spacing w:after="0"/>
+      </w:pPr>
+      <w:r>
+        <w:rPr>
+          <w:rFonts w:ascii="Consolas" w:cs="Consolas" w:eastAsia="Consolas" w:hAnsi="Consolas"/>
+          <w:sz w:val="18"/>
+          <w:szCs w:val="18"/>
+        </w:rPr>
+        <w:t xml:space="preserve">    seq = ""</w:t>
+      </w:r>
+    </w:p>
+    <w:p>
+      <w:pPr>
+        <w:spacing w:after="0"/>
+      </w:pPr>
+      <w:r>
+        <w:rPr>
+          <w:rFonts w:ascii="Consolas" w:cs="Consolas" w:eastAsia="Consolas" w:hAnsi="Consolas"/>
+          <w:sz w:val="18"/>
+          <w:szCs w:val="18"/>
+        </w:rPr>
+        <w:t xml:space="preserve">    for line in open(path):</w:t>
+      </w:r>
+    </w:p>
+    <w:p>
+      <w:pPr>
+        <w:spacing w:after="0"/>
+      </w:pPr>
+      <w:r>
+        <w:rPr>
+          <w:rFonts w:ascii="Consolas" w:cs="Consolas" w:eastAsia="Consolas" w:hAnsi="Consolas"/>
+          <w:sz w:val="18"/>
+          <w:szCs w:val="18"/>
+        </w:rPr>
+        <w:t xml:space="preserve">        line = line.strip()</w:t>
+      </w:r>
+    </w:p>
+    <w:p>
+      <w:pPr>
+        <w:spacing w:after="0"/>
+      </w:pPr>
+      <w:r>
+        <w:rPr>
+          <w:rFonts w:ascii="Consolas" w:cs="Consolas" w:eastAsia="Consolas" w:hAnsi="Consolas"/>
+          <w:sz w:val="18"/>
+          <w:szCs w:val="18"/>
+        </w:rPr>
+        <w:t xml:space="preserve">        if line.startswith("&gt;"):</w:t>
+      </w:r>
+    </w:p>
+    <w:p>
+      <w:pPr>
+        <w:spacing w:after="0"/>
+      </w:pPr>
+      <w:r>
+        <w:rPr>
+          <w:rFonts w:ascii="Consolas" w:cs="Consolas" w:eastAsia="Consolas" w:hAnsi="Consolas"/>
+          <w:sz w:val="18"/>
+          <w:szCs w:val="18"/>
+        </w:rPr>
+        <w:t xml:space="preserve">            if seq:</w:t>
+      </w:r>
+    </w:p>
+    <w:p>
+      <w:pPr>
+        <w:spacing w:after="0"/>
+      </w:pPr>
+      <w:r>
+        <w:rPr>
+          <w:rFonts w:ascii="Consolas" w:cs="Consolas" w:eastAsia="Consolas" w:hAnsi="Consolas"/>
+          <w:sz w:val="18"/>
+          <w:szCs w:val="18"/>
+        </w:rPr>
+        <w:t xml:space="preserve">                seqs.append(seq)</w:t>
+      </w:r>
+    </w:p>
+    <w:p>
+      <w:pPr>
+        <w:spacing w:after="0"/>
+      </w:pPr>
+      <w:r>
+        <w:rPr>
+          <w:rFonts w:ascii="Consolas" w:cs="Consolas" w:eastAsia="Consolas" w:hAnsi="Consolas"/>
+          <w:sz w:val="18"/>
+          <w:szCs w:val="18"/>
+        </w:rPr>
+        <w:t xml:space="preserve">            seq = ""</w:t>
+      </w:r>
+    </w:p>
+    <w:p>
+      <w:pPr>
+        <w:spacing w:after="0"/>
+      </w:pPr>
+      <w:r>
+        <w:rPr>
+          <w:rFonts w:ascii="Consolas" w:cs="Consolas" w:eastAsia="Consolas" w:hAnsi="Consolas"/>
+          <w:sz w:val="18"/>
+          <w:szCs w:val="18"/>
+        </w:rPr>
+        <w:t xml:space="preserve">        else:</w:t>
+      </w:r>
+    </w:p>
+    <w:p>
+      <w:pPr>
+        <w:spacing w:after="0"/>
+      </w:pPr>
+      <w:r>
+        <w:rPr>
+          <w:rFonts w:ascii="Consolas" w:cs="Consolas" w:eastAsia="Consolas" w:hAnsi="Consolas"/>
+          <w:sz w:val="18"/>
+          <w:szCs w:val="18"/>
+        </w:rPr>
+        <w:t xml:space="preserve">            seq += line.upper()</w:t>
+      </w:r>
+    </w:p>
+    <w:p>
+      <w:pPr>
+        <w:spacing w:after="0"/>
+      </w:pPr>
+      <w:r>
+        <w:rPr>
+          <w:rFonts w:ascii="Consolas" w:cs="Consolas" w:eastAsia="Consolas" w:hAnsi="Consolas"/>
+          <w:sz w:val="18"/>
+          <w:szCs w:val="18"/>
+        </w:rPr>
+        <w:t xml:space="preserve">    if seq:</w:t>
+      </w:r>
+    </w:p>
+    <w:p>
+      <w:pPr>
+        <w:spacing w:after="0"/>
+      </w:pPr>
+      <w:r>
+        <w:rPr>
+          <w:rFonts w:ascii="Consolas" w:cs="Consolas" w:eastAsia="Consolas" w:hAnsi="Consolas"/>
+          <w:sz w:val="18"/>
+          <w:szCs w:val="18"/>
+        </w:rPr>
+        <w:t xml:space="preserve">        seqs.append(seq)</w:t>
+      </w:r>
+    </w:p>
+    <w:p>
+      <w:pPr>
+        <w:spacing w:after="0"/>
+      </w:pPr>
+      <w:r>
+        <w:rPr>
+          <w:rFonts w:ascii="Consolas" w:cs="Consolas" w:eastAsia="Consolas" w:hAnsi="Consolas"/>
+          <w:sz w:val="18"/>
+          <w:szCs w:val="18"/>
+        </w:rPr>
+        <w:t xml:space="preserve">    return seqs</w:t>
+      </w:r>
+    </w:p>
+    <w:p>
+      <w:pPr>
+        <w:spacing w:after="0"/>
+      </w:pPr>
+      <w:r>
+        <w:rPr>
+          <w:rFonts w:ascii="Consolas" w:cs="Consolas" w:eastAsia="Consolas" w:hAnsi="Consolas"/>
+          <w:sz w:val="18"/>
+          <w:szCs w:val="18"/>
+        </w:rPr>
+        <w:t xml:space="preserve"> </w:t>
+      </w:r>
+    </w:p>
+    <w:p>
+      <w:pPr>
+        <w:spacing w:after="0"/>
+      </w:pPr>
+      <w:r>
+        <w:rPr>
+          <w:rFonts w:ascii="Consolas" w:cs="Consolas" w:eastAsia="Consolas" w:hAnsi="Consolas"/>
+          <w:sz w:val="18"/>
+          <w:szCs w:val="18"/>
+        </w:rPr>
+        <w:t xml:space="preserve"> </w:t>
+      </w:r>
+    </w:p>
+    <w:p>
+      <w:pPr>
+        <w:spacing w:after="0"/>
+      </w:pPr>
+      <w:r>
+        <w:rPr>
+          <w:rFonts w:ascii="Consolas" w:cs="Consolas" w:eastAsia="Consolas" w:hAnsi="Consolas"/>
+          <w:sz w:val="18"/>
+          <w:szCs w:val="18"/>
+        </w:rPr>
+        <w:t xml:space="preserve">seqs = read_fasta("data/Q3/BRCA_aligned.fa")</w:t>
+      </w:r>
+    </w:p>
+    <w:p>
+      <w:pPr>
+        <w:spacing w:after="0"/>
+      </w:pPr>
+      <w:r>
+        <w:rPr>
+          <w:rFonts w:ascii="Consolas" w:cs="Consolas" w:eastAsia="Consolas" w:hAnsi="Consolas"/>
+          <w:sz w:val="18"/>
+          <w:szCs w:val="18"/>
+        </w:rPr>
+        <w:t xml:space="preserve">n = len(seqs)</w:t>
+      </w:r>
+    </w:p>
+    <w:p>
+      <w:pPr>
+        <w:spacing w:after="0"/>
+      </w:pPr>
+      <w:r>
+        <w:rPr>
+          <w:rFonts w:ascii="Consolas" w:cs="Consolas" w:eastAsia="Consolas" w:hAnsi="Consolas"/>
+          <w:sz w:val="18"/>
+          <w:szCs w:val="18"/>
+        </w:rPr>
+        <w:t xml:space="preserve">length = len(seqs[0])</w:t>
+      </w:r>
+    </w:p>
+    <w:p>
+      <w:pPr>
+        <w:spacing w:after="0"/>
+      </w:pPr>
+      <w:r>
+        <w:rPr>
+          <w:rFonts w:ascii="Consolas" w:cs="Consolas" w:eastAsia="Consolas" w:hAnsi="Consolas"/>
+          <w:sz w:val="18"/>
+          <w:szCs w:val="18"/>
+        </w:rPr>
+        <w:t xml:space="preserve"> </w:t>
+      </w:r>
+    </w:p>
+    <w:p>
+      <w:pPr>
+        <w:spacing w:after="0"/>
+      </w:pPr>
+      <w:r>
+        <w:rPr>
+          <w:rFonts w:ascii="Consolas" w:cs="Consolas" w:eastAsia="Consolas" w:hAnsi="Consolas"/>
+          <w:sz w:val="18"/>
+          <w:szCs w:val="18"/>
+        </w:rPr>
+        <w:t xml:space="preserve"># profile matrix: count of each base at each column</w:t>
+      </w:r>
+    </w:p>
+    <w:p>
+      <w:pPr>
+        <w:spacing w:after="0"/>
+      </w:pPr>
+      <w:r>
+        <w:rPr>
+          <w:rFonts w:ascii="Consolas" w:cs="Consolas" w:eastAsia="Consolas" w:hAnsi="Consolas"/>
+          <w:sz w:val="18"/>
+          <w:szCs w:val="18"/>
+        </w:rPr>
+        <w:t xml:space="preserve">profile = {b: [0] * length for b in BASES}</w:t>
+      </w:r>
+    </w:p>
+    <w:p>
+      <w:pPr>
+        <w:spacing w:after="0"/>
+      </w:pPr>
+      <w:r>
+        <w:rPr>
+          <w:rFonts w:ascii="Consolas" w:cs="Consolas" w:eastAsia="Consolas" w:hAnsi="Consolas"/>
+          <w:sz w:val="18"/>
+          <w:szCs w:val="18"/>
+        </w:rPr>
+        <w:t xml:space="preserve">for seq in seqs:</w:t>
+      </w:r>
+    </w:p>
+    <w:p>
+      <w:pPr>
+        <w:spacing w:after="0"/>
+      </w:pPr>
+      <w:r>
+        <w:rPr>
+          <w:rFonts w:ascii="Consolas" w:cs="Consolas" w:eastAsia="Consolas" w:hAnsi="Consolas"/>
+          <w:sz w:val="18"/>
+          <w:szCs w:val="18"/>
+        </w:rPr>
+        <w:t xml:space="preserve">    for i, ch in enumerate(seq):</w:t>
+      </w:r>
+    </w:p>
+    <w:p>
+      <w:pPr>
+        <w:spacing w:after="0"/>
+      </w:pPr>
+      <w:r>
+        <w:rPr>
+          <w:rFonts w:ascii="Consolas" w:cs="Consolas" w:eastAsia="Consolas" w:hAnsi="Consolas"/>
+          <w:sz w:val="18"/>
+          <w:szCs w:val="18"/>
+        </w:rPr>
+        <w:t xml:space="preserve">        if ch in BASES:</w:t>
+      </w:r>
+    </w:p>
+    <w:p>
+      <w:pPr>
+        <w:spacing w:after="0"/>
+      </w:pPr>
+      <w:r>
+        <w:rPr>
+          <w:rFonts w:ascii="Consolas" w:cs="Consolas" w:eastAsia="Consolas" w:hAnsi="Consolas"/>
+          <w:sz w:val="18"/>
+          <w:szCs w:val="18"/>
+        </w:rPr>
+        <w:t xml:space="preserve">            profile[ch][i] += 1</w:t>
+      </w:r>
+    </w:p>
+    <w:p>
+      <w:pPr>
+        <w:spacing w:after="0"/>
+      </w:pPr>
+      <w:r>
+        <w:rPr>
+          <w:rFonts w:ascii="Consolas" w:cs="Consolas" w:eastAsia="Consolas" w:hAnsi="Consolas"/>
+          <w:sz w:val="18"/>
+          <w:szCs w:val="18"/>
+        </w:rPr>
+        <w:t xml:space="preserve"> </w:t>
+      </w:r>
+    </w:p>
+    <w:p>
+      <w:pPr>
+        <w:spacing w:after="0"/>
+      </w:pPr>
+      <w:r>
+        <w:rPr>
+          <w:rFonts w:ascii="Consolas" w:cs="Consolas" w:eastAsia="Consolas" w:hAnsi="Consolas"/>
+          <w:sz w:val="18"/>
+          <w:szCs w:val="18"/>
+        </w:rPr>
+        <w:t xml:space="preserve"># consensus + variability per column</w:t>
+      </w:r>
+    </w:p>
+    <w:p>
+      <w:pPr>
+        <w:spacing w:after="0"/>
+      </w:pPr>
+      <w:r>
+        <w:rPr>
+          <w:rFonts w:ascii="Consolas" w:cs="Consolas" w:eastAsia="Consolas" w:hAnsi="Consolas"/>
+          <w:sz w:val="18"/>
+          <w:szCs w:val="18"/>
+        </w:rPr>
+        <w:t xml:space="preserve"># variability = mismatches to consensus (N - majority count), tiebroken by</w:t>
+      </w:r>
+    </w:p>
+    <w:p>
+      <w:pPr>
+        <w:spacing w:after="0"/>
+      </w:pPr>
+      <w:r>
+        <w:rPr>
+          <w:rFonts w:ascii="Consolas" w:cs="Consolas" w:eastAsia="Consolas" w:hAnsi="Consolas"/>
+          <w:sz w:val="18"/>
+          <w:szCs w:val="18"/>
+        </w:rPr>
+        <w:t xml:space="preserve"># sum-of-pairs mismatches (how many of the 25*24/2 sequence pairs disagree</w:t>
+      </w:r>
+    </w:p>
+    <w:p>
+      <w:pPr>
+        <w:spacing w:after="0"/>
+      </w:pPr>
+      <w:r>
+        <w:rPr>
+          <w:rFonts w:ascii="Consolas" w:cs="Consolas" w:eastAsia="Consolas" w:hAnsi="Consolas"/>
+          <w:sz w:val="18"/>
+          <w:szCs w:val="18"/>
+        </w:rPr>
+        <w:t xml:space="preserve"># at that column) -- this separates a clean two-way split (e.g. 17/8) from</w:t>
+      </w:r>
+    </w:p>
+    <w:p>
+      <w:pPr>
+        <w:spacing w:after="0"/>
+      </w:pPr>
+      <w:r>
+        <w:rPr>
+          <w:rFonts w:ascii="Consolas" w:cs="Consolas" w:eastAsia="Consolas" w:hAnsi="Consolas"/>
+          <w:sz w:val="18"/>
+          <w:szCs w:val="18"/>
+        </w:rPr>
+        <w:t xml:space="preserve"># a messier three-way split (e.g. 17/6/2) that has the same mismatch count</w:t>
+      </w:r>
+    </w:p>
+    <w:p>
+      <w:pPr>
+        <w:spacing w:after="0"/>
+      </w:pPr>
+      <w:r>
+        <w:rPr>
+          <w:rFonts w:ascii="Consolas" w:cs="Consolas" w:eastAsia="Consolas" w:hAnsi="Consolas"/>
+          <w:sz w:val="18"/>
+          <w:szCs w:val="18"/>
+        </w:rPr>
+        <w:t xml:space="preserve">consensus = ""</w:t>
+      </w:r>
+    </w:p>
+    <w:p>
+      <w:pPr>
+        <w:spacing w:after="0"/>
+      </w:pPr>
+      <w:r>
+        <w:rPr>
+          <w:rFonts w:ascii="Consolas" w:cs="Consolas" w:eastAsia="Consolas" w:hAnsi="Consolas"/>
+          <w:sz w:val="18"/>
+          <w:szCs w:val="18"/>
+        </w:rPr>
+        <w:t xml:space="preserve">mismatches = []</w:t>
+      </w:r>
+    </w:p>
+    <w:p>
+      <w:pPr>
+        <w:spacing w:after="0"/>
+      </w:pPr>
+      <w:r>
+        <w:rPr>
+          <w:rFonts w:ascii="Consolas" w:cs="Consolas" w:eastAsia="Consolas" w:hAnsi="Consolas"/>
+          <w:sz w:val="18"/>
+          <w:szCs w:val="18"/>
+        </w:rPr>
+        <w:t xml:space="preserve">pair_mismatches = []</w:t>
+      </w:r>
+    </w:p>
+    <w:p>
+      <w:pPr>
+        <w:spacing w:after="0"/>
+      </w:pPr>
+      <w:r>
+        <w:rPr>
+          <w:rFonts w:ascii="Consolas" w:cs="Consolas" w:eastAsia="Consolas" w:hAnsi="Consolas"/>
+          <w:sz w:val="18"/>
+          <w:szCs w:val="18"/>
+        </w:rPr>
+        <w:t xml:space="preserve">for i in range(length):</w:t>
+      </w:r>
+    </w:p>
+    <w:p>
+      <w:pPr>
+        <w:spacing w:after="0"/>
+      </w:pPr>
+      <w:r>
+        <w:rPr>
+          <w:rFonts w:ascii="Consolas" w:cs="Consolas" w:eastAsia="Consolas" w:hAnsi="Consolas"/>
+          <w:sz w:val="18"/>
+          <w:szCs w:val="18"/>
+        </w:rPr>
+        <w:t xml:space="preserve">    counts = [profile[b][i] for b in BASES]</w:t>
+      </w:r>
+    </w:p>
+    <w:p>
+      <w:pPr>
+        <w:spacing w:after="0"/>
+      </w:pPr>
+      <w:r>
+        <w:rPr>
+          <w:rFonts w:ascii="Consolas" w:cs="Consolas" w:eastAsia="Consolas" w:hAnsi="Consolas"/>
+          <w:sz w:val="18"/>
+          <w:szCs w:val="18"/>
+        </w:rPr>
+        <w:t xml:space="preserve">    total = sum(counts)</w:t>
+      </w:r>
+    </w:p>
+    <w:p>
+      <w:pPr>
+        <w:spacing w:after="0"/>
+      </w:pPr>
+      <w:r>
+        <w:rPr>
+          <w:rFonts w:ascii="Consolas" w:cs="Consolas" w:eastAsia="Consolas" w:hAnsi="Consolas"/>
+          <w:sz w:val="18"/>
+          <w:szCs w:val="18"/>
+        </w:rPr>
+        <w:t xml:space="preserve">    consensus += BASES[counts.index(max(counts))]</w:t>
+      </w:r>
+    </w:p>
+    <w:p>
+      <w:pPr>
+        <w:spacing w:after="0"/>
+      </w:pPr>
+      <w:r>
+        <w:rPr>
+          <w:rFonts w:ascii="Consolas" w:cs="Consolas" w:eastAsia="Consolas" w:hAnsi="Consolas"/>
+          <w:sz w:val="18"/>
+          <w:szCs w:val="18"/>
+        </w:rPr>
+        <w:t xml:space="preserve">    mismatches.append(total - max(counts))</w:t>
+      </w:r>
+    </w:p>
+    <w:p>
+      <w:pPr>
+        <w:spacing w:after="0"/>
+      </w:pPr>
+      <w:r>
+        <w:rPr>
+          <w:rFonts w:ascii="Consolas" w:cs="Consolas" w:eastAsia="Consolas" w:hAnsi="Consolas"/>
+          <w:sz w:val="18"/>
+          <w:szCs w:val="18"/>
+        </w:rPr>
+        <w:t xml:space="preserve"> </w:t>
+      </w:r>
+    </w:p>
+    <w:p>
+      <w:pPr>
+        <w:spacing w:after="0"/>
+      </w:pPr>
+      <w:r>
+        <w:rPr>
+          <w:rFonts w:ascii="Consolas" w:cs="Consolas" w:eastAsia="Consolas" w:hAnsi="Consolas"/>
+          <w:sz w:val="18"/>
+          <w:szCs w:val="18"/>
+        </w:rPr>
+        <w:t xml:space="preserve">    nonzero = [c for c in counts if c &gt; 0]</w:t>
+      </w:r>
+    </w:p>
+    <w:p>
+      <w:pPr>
+        <w:spacing w:after="0"/>
+      </w:pPr>
+      <w:r>
+        <w:rPr>
+          <w:rFonts w:ascii="Consolas" w:cs="Consolas" w:eastAsia="Consolas" w:hAnsi="Consolas"/>
+          <w:sz w:val="18"/>
+          <w:szCs w:val="18"/>
+        </w:rPr>
+        <w:t xml:space="preserve">    sp = sum(nonzero[a] * nonzero[b] for a in range(len(nonzero)) for b in range(a + 1, len(nonzero)))</w:t>
+      </w:r>
+    </w:p>
+    <w:p>
+      <w:pPr>
+        <w:spacing w:after="0"/>
+      </w:pPr>
+      <w:r>
+        <w:rPr>
+          <w:rFonts w:ascii="Consolas" w:cs="Consolas" w:eastAsia="Consolas" w:hAnsi="Consolas"/>
+          <w:sz w:val="18"/>
+          <w:szCs w:val="18"/>
+        </w:rPr>
+        <w:t xml:space="preserve">    pair_mismatches.append(sp)</w:t>
+      </w:r>
+    </w:p>
+    <w:p>
+      <w:pPr>
+        <w:spacing w:after="0"/>
+      </w:pPr>
+      <w:r>
+        <w:rPr>
+          <w:rFonts w:ascii="Consolas" w:cs="Consolas" w:eastAsia="Consolas" w:hAnsi="Consolas"/>
+          <w:sz w:val="18"/>
+          <w:szCs w:val="18"/>
+        </w:rPr>
+        <w:t xml:space="preserve"> </w:t>
+      </w:r>
+    </w:p>
+    <w:p>
+      <w:pPr>
+        <w:spacing w:after="0"/>
+      </w:pPr>
+      <w:r>
+        <w:rPr>
+          <w:rFonts w:ascii="Consolas" w:cs="Consolas" w:eastAsia="Consolas" w:hAnsi="Consolas"/>
+          <w:sz w:val="18"/>
+          <w:szCs w:val="18"/>
+        </w:rPr>
+        <w:t xml:space="preserve">top3 = sorted(range(length), key=lambda i: (-mismatches[i], -pair_mismatches[i]))[:3]</w:t>
+      </w:r>
+    </w:p>
+    <w:p>
+      <w:pPr>
+        <w:spacing w:after="0"/>
+      </w:pPr>
+      <w:r>
+        <w:rPr>
+          <w:rFonts w:ascii="Consolas" w:cs="Consolas" w:eastAsia="Consolas" w:hAnsi="Consolas"/>
+          <w:sz w:val="18"/>
+          <w:szCs w:val="18"/>
+        </w:rPr>
+        <w:t xml:space="preserve">top3_positions = [i + 1 for i in top3]  # 1-based</w:t>
+      </w:r>
+    </w:p>
+    <w:p>
+      <w:pPr>
+        <w:spacing w:after="0"/>
+      </w:pPr>
+      <w:r>
+        <w:rPr>
+          <w:rFonts w:ascii="Consolas" w:cs="Consolas" w:eastAsia="Consolas" w:hAnsi="Consolas"/>
+          <w:sz w:val="18"/>
+          <w:szCs w:val="18"/>
+        </w:rPr>
+        <w:t xml:space="preserve"> </w:t>
+      </w:r>
+    </w:p>
+    <w:p>
+      <w:pPr>
+        <w:spacing w:after="0"/>
+      </w:pPr>
+      <w:r>
+        <w:rPr>
+          <w:rFonts w:ascii="Consolas" w:cs="Consolas" w:eastAsia="Consolas" w:hAnsi="Consolas"/>
+          <w:sz w:val="18"/>
+          <w:szCs w:val="18"/>
+        </w:rPr>
+        <w:t xml:space="preserve">print("Consensus string:")</w:t>
+      </w:r>
+    </w:p>
+    <w:p>
+      <w:pPr>
+        <w:spacing w:after="0"/>
+      </w:pPr>
+      <w:r>
+        <w:rPr>
+          <w:rFonts w:ascii="Consolas" w:cs="Consolas" w:eastAsia="Consolas" w:hAnsi="Consolas"/>
+          <w:sz w:val="18"/>
+          <w:szCs w:val="18"/>
+        </w:rPr>
+        <w:t xml:space="preserve">print(consensus)</w:t>
+      </w:r>
+    </w:p>
+    <w:p>
+      <w:pPr>
+        <w:spacing w:after="0"/>
+      </w:pPr>
+      <w:r>
+        <w:rPr>
+          <w:rFonts w:ascii="Consolas" w:cs="Consolas" w:eastAsia="Consolas" w:hAnsi="Consolas"/>
+          <w:sz w:val="18"/>
+          <w:szCs w:val="18"/>
+        </w:rPr>
+        <w:t xml:space="preserve">print("Top 3 least-conserved positions (1-based):", top3_positions)</w:t>
+      </w:r>
+    </w:p>
+    <w:p>
+      <w:pPr>
+        <w:spacing w:after="0"/>
+      </w:pPr>
+      <w:r>
+        <w:rPr>
+          <w:rFonts w:ascii="Consolas" w:cs="Consolas" w:eastAsia="Consolas" w:hAnsi="Consolas"/>
+          <w:sz w:val="18"/>
+          <w:szCs w:val="18"/>
+        </w:rPr>
+        <w:t xml:space="preserve">print("Mismatches to consensus at those positions:", [mismatches[i] for i in top3])</w:t>
+      </w:r>
+    </w:p>
+    <w:p>
+      <w:pPr>
+        <w:spacing w:after="0"/>
+      </w:pPr>
+      <w:r>
+        <w:rPr>
+          <w:rFonts w:ascii="Consolas" w:cs="Consolas" w:eastAsia="Consolas" w:hAnsi="Consolas"/>
+          <w:sz w:val="18"/>
+          <w:szCs w:val="18"/>
+        </w:rPr>
+        <w:t xml:space="preserve">print("Sum-of-pairs mismatches at those positions:", [pair_mismatches[i] for i in top3])</w:t>
+      </w:r>
+    </w:p>
+    <w:p>
+      <w:pPr>
+        <w:spacing w:after="160"/>
+      </w:pPr>
+    </w:p>
+    <w:p>
+      <w:pPr>
+        <w:spacing w:after="160"/>
+      </w:pPr>
+      <w:r>
+        <w:t xml:space="preserve">Output on </w:t>
+      </w:r>
+      <w:r>
+        <w:rPr>
+          <w:rFonts w:ascii="Consolas" w:cs="Consolas" w:eastAsia="Consolas" w:hAnsi="Consolas"/>
+          <w:sz w:val="20"/>
+          <w:szCs w:val="20"/>
+        </w:rPr>
         <w:t xml:space="preserve">data/Q3/BRCA_aligned.fa</w:t>
       </w:r>
       <w:r>
@@ -1341,7 +1456,7 @@
         <w:spacing w:after="160"/>
       </w:pPr>
       <w:r>
-        <w:t xml:space="preserve">Top 3 least-conserved positions (1-based): 26, 158, 144</w:t>
+        <w:t xml:space="preserve">Top 3 least-conserved positions (1-based): 26, 158, 4 (all 8 mismatches; sum-of-pairs 148, 148, 136)</w:t>
       </w:r>
     </w:p>
     <w:p>

--- a/ANSWERS.docx
+++ b/ANSWERS.docx
@@ -667,7 +667,644 @@
         <w:spacing w:after="160"/>
       </w:pPr>
       <w:r>
-        <w:t xml:space="preserve">Metric used: mismatches to the consensus base, i.e. for each column, </w:t>
+        <w:t xml:space="preserve">I used entropy to score each column: for each of A/C/G/T I work out what fraction of the 25 sequences have that base, then plug those fractions into H = -Σ p·log2(p). If everyone at a column agrees, entropy is 0. If all four bases show up equally often, entropy hits its max of 2 bits. I went with this instead of just counting how many sequences disagree with the majority base, because it also picks up on how that disagreement is spread out — a column where the minority is split across two or three different bases feels more "confused" to me than one with a single, consistent alternative base, even when the number of mismatches is the same.</w:t>
+      </w:r>
+    </w:p>
+    <w:p>
+      <w:pPr>
+        <w:spacing w:after="0"/>
+      </w:pPr>
+      <w:r>
+        <w:rPr>
+          <w:rFonts w:ascii="Consolas" w:cs="Consolas" w:eastAsia="Consolas" w:hAnsi="Consolas"/>
+          <w:sz w:val="18"/>
+          <w:szCs w:val="18"/>
+        </w:rPr>
+        <w:t xml:space="preserve">from math import log2</w:t>
+      </w:r>
+    </w:p>
+    <w:p>
+      <w:pPr>
+        <w:spacing w:after="0"/>
+      </w:pPr>
+      <w:r>
+        <w:rPr>
+          <w:rFonts w:ascii="Consolas" w:cs="Consolas" w:eastAsia="Consolas" w:hAnsi="Consolas"/>
+          <w:sz w:val="18"/>
+          <w:szCs w:val="18"/>
+        </w:rPr>
+        <w:t xml:space="preserve"> </w:t>
+      </w:r>
+    </w:p>
+    <w:p>
+      <w:pPr>
+        <w:spacing w:after="0"/>
+      </w:pPr>
+      <w:r>
+        <w:rPr>
+          <w:rFonts w:ascii="Consolas" w:cs="Consolas" w:eastAsia="Consolas" w:hAnsi="Consolas"/>
+          <w:sz w:val="18"/>
+          <w:szCs w:val="18"/>
+        </w:rPr>
+        <w:t xml:space="preserve">BASES = "ACGT"</w:t>
+      </w:r>
+    </w:p>
+    <w:p>
+      <w:pPr>
+        <w:spacing w:after="0"/>
+      </w:pPr>
+      <w:r>
+        <w:rPr>
+          <w:rFonts w:ascii="Consolas" w:cs="Consolas" w:eastAsia="Consolas" w:hAnsi="Consolas"/>
+          <w:sz w:val="18"/>
+          <w:szCs w:val="18"/>
+        </w:rPr>
+        <w:t xml:space="preserve"> </w:t>
+      </w:r>
+    </w:p>
+    <w:p>
+      <w:pPr>
+        <w:spacing w:after="0"/>
+      </w:pPr>
+      <w:r>
+        <w:rPr>
+          <w:rFonts w:ascii="Consolas" w:cs="Consolas" w:eastAsia="Consolas" w:hAnsi="Consolas"/>
+          <w:sz w:val="18"/>
+          <w:szCs w:val="18"/>
+        </w:rPr>
+        <w:t xml:space="preserve"> </w:t>
+      </w:r>
+    </w:p>
+    <w:p>
+      <w:pPr>
+        <w:spacing w:after="0"/>
+      </w:pPr>
+      <w:r>
+        <w:rPr>
+          <w:rFonts w:ascii="Consolas" w:cs="Consolas" w:eastAsia="Consolas" w:hAnsi="Consolas"/>
+          <w:sz w:val="18"/>
+          <w:szCs w:val="18"/>
+        </w:rPr>
+        <w:t xml:space="preserve">def read_fasta(path):</w:t>
+      </w:r>
+    </w:p>
+    <w:p>
+      <w:pPr>
+        <w:spacing w:after="0"/>
+      </w:pPr>
+      <w:r>
+        <w:rPr>
+          <w:rFonts w:ascii="Consolas" w:cs="Consolas" w:eastAsia="Consolas" w:hAnsi="Consolas"/>
+          <w:sz w:val="18"/>
+          <w:szCs w:val="18"/>
+        </w:rPr>
+        <w:t xml:space="preserve">    seqs = []</w:t>
+      </w:r>
+    </w:p>
+    <w:p>
+      <w:pPr>
+        <w:spacing w:after="0"/>
+      </w:pPr>
+      <w:r>
+        <w:rPr>
+          <w:rFonts w:ascii="Consolas" w:cs="Consolas" w:eastAsia="Consolas" w:hAnsi="Consolas"/>
+          <w:sz w:val="18"/>
+          <w:szCs w:val="18"/>
+        </w:rPr>
+        <w:t xml:space="preserve">    seq = ""</w:t>
+      </w:r>
+    </w:p>
+    <w:p>
+      <w:pPr>
+        <w:spacing w:after="0"/>
+      </w:pPr>
+      <w:r>
+        <w:rPr>
+          <w:rFonts w:ascii="Consolas" w:cs="Consolas" w:eastAsia="Consolas" w:hAnsi="Consolas"/>
+          <w:sz w:val="18"/>
+          <w:szCs w:val="18"/>
+        </w:rPr>
+        <w:t xml:space="preserve">    for line in open(path):</w:t>
+      </w:r>
+    </w:p>
+    <w:p>
+      <w:pPr>
+        <w:spacing w:after="0"/>
+      </w:pPr>
+      <w:r>
+        <w:rPr>
+          <w:rFonts w:ascii="Consolas" w:cs="Consolas" w:eastAsia="Consolas" w:hAnsi="Consolas"/>
+          <w:sz w:val="18"/>
+          <w:szCs w:val="18"/>
+        </w:rPr>
+        <w:t xml:space="preserve">        line = line.strip()</w:t>
+      </w:r>
+    </w:p>
+    <w:p>
+      <w:pPr>
+        <w:spacing w:after="0"/>
+      </w:pPr>
+      <w:r>
+        <w:rPr>
+          <w:rFonts w:ascii="Consolas" w:cs="Consolas" w:eastAsia="Consolas" w:hAnsi="Consolas"/>
+          <w:sz w:val="18"/>
+          <w:szCs w:val="18"/>
+        </w:rPr>
+        <w:t xml:space="preserve">        if line.startswith("&gt;"):</w:t>
+      </w:r>
+    </w:p>
+    <w:p>
+      <w:pPr>
+        <w:spacing w:after="0"/>
+      </w:pPr>
+      <w:r>
+        <w:rPr>
+          <w:rFonts w:ascii="Consolas" w:cs="Consolas" w:eastAsia="Consolas" w:hAnsi="Consolas"/>
+          <w:sz w:val="18"/>
+          <w:szCs w:val="18"/>
+        </w:rPr>
+        <w:t xml:space="preserve">            if seq:</w:t>
+      </w:r>
+    </w:p>
+    <w:p>
+      <w:pPr>
+        <w:spacing w:after="0"/>
+      </w:pPr>
+      <w:r>
+        <w:rPr>
+          <w:rFonts w:ascii="Consolas" w:cs="Consolas" w:eastAsia="Consolas" w:hAnsi="Consolas"/>
+          <w:sz w:val="18"/>
+          <w:szCs w:val="18"/>
+        </w:rPr>
+        <w:t xml:space="preserve">                seqs.append(seq)</w:t>
+      </w:r>
+    </w:p>
+    <w:p>
+      <w:pPr>
+        <w:spacing w:after="0"/>
+      </w:pPr>
+      <w:r>
+        <w:rPr>
+          <w:rFonts w:ascii="Consolas" w:cs="Consolas" w:eastAsia="Consolas" w:hAnsi="Consolas"/>
+          <w:sz w:val="18"/>
+          <w:szCs w:val="18"/>
+        </w:rPr>
+        <w:t xml:space="preserve">            seq = ""</w:t>
+      </w:r>
+    </w:p>
+    <w:p>
+      <w:pPr>
+        <w:spacing w:after="0"/>
+      </w:pPr>
+      <w:r>
+        <w:rPr>
+          <w:rFonts w:ascii="Consolas" w:cs="Consolas" w:eastAsia="Consolas" w:hAnsi="Consolas"/>
+          <w:sz w:val="18"/>
+          <w:szCs w:val="18"/>
+        </w:rPr>
+        <w:t xml:space="preserve">        else:</w:t>
+      </w:r>
+    </w:p>
+    <w:p>
+      <w:pPr>
+        <w:spacing w:after="0"/>
+      </w:pPr>
+      <w:r>
+        <w:rPr>
+          <w:rFonts w:ascii="Consolas" w:cs="Consolas" w:eastAsia="Consolas" w:hAnsi="Consolas"/>
+          <w:sz w:val="18"/>
+          <w:szCs w:val="18"/>
+        </w:rPr>
+        <w:t xml:space="preserve">            seq += line.upper()</w:t>
+      </w:r>
+    </w:p>
+    <w:p>
+      <w:pPr>
+        <w:spacing w:after="0"/>
+      </w:pPr>
+      <w:r>
+        <w:rPr>
+          <w:rFonts w:ascii="Consolas" w:cs="Consolas" w:eastAsia="Consolas" w:hAnsi="Consolas"/>
+          <w:sz w:val="18"/>
+          <w:szCs w:val="18"/>
+        </w:rPr>
+        <w:t xml:space="preserve">    if seq:</w:t>
+      </w:r>
+    </w:p>
+    <w:p>
+      <w:pPr>
+        <w:spacing w:after="0"/>
+      </w:pPr>
+      <w:r>
+        <w:rPr>
+          <w:rFonts w:ascii="Consolas" w:cs="Consolas" w:eastAsia="Consolas" w:hAnsi="Consolas"/>
+          <w:sz w:val="18"/>
+          <w:szCs w:val="18"/>
+        </w:rPr>
+        <w:t xml:space="preserve">        seqs.append(seq)</w:t>
+      </w:r>
+    </w:p>
+    <w:p>
+      <w:pPr>
+        <w:spacing w:after="0"/>
+      </w:pPr>
+      <w:r>
+        <w:rPr>
+          <w:rFonts w:ascii="Consolas" w:cs="Consolas" w:eastAsia="Consolas" w:hAnsi="Consolas"/>
+          <w:sz w:val="18"/>
+          <w:szCs w:val="18"/>
+        </w:rPr>
+        <w:t xml:space="preserve">    return seqs</w:t>
+      </w:r>
+    </w:p>
+    <w:p>
+      <w:pPr>
+        <w:spacing w:after="0"/>
+      </w:pPr>
+      <w:r>
+        <w:rPr>
+          <w:rFonts w:ascii="Consolas" w:cs="Consolas" w:eastAsia="Consolas" w:hAnsi="Consolas"/>
+          <w:sz w:val="18"/>
+          <w:szCs w:val="18"/>
+        </w:rPr>
+        <w:t xml:space="preserve"> </w:t>
+      </w:r>
+    </w:p>
+    <w:p>
+      <w:pPr>
+        <w:spacing w:after="0"/>
+      </w:pPr>
+      <w:r>
+        <w:rPr>
+          <w:rFonts w:ascii="Consolas" w:cs="Consolas" w:eastAsia="Consolas" w:hAnsi="Consolas"/>
+          <w:sz w:val="18"/>
+          <w:szCs w:val="18"/>
+        </w:rPr>
+        <w:t xml:space="preserve"> </w:t>
+      </w:r>
+    </w:p>
+    <w:p>
+      <w:pPr>
+        <w:spacing w:after="0"/>
+      </w:pPr>
+      <w:r>
+        <w:rPr>
+          <w:rFonts w:ascii="Consolas" w:cs="Consolas" w:eastAsia="Consolas" w:hAnsi="Consolas"/>
+          <w:sz w:val="18"/>
+          <w:szCs w:val="18"/>
+        </w:rPr>
+        <w:t xml:space="preserve">seqs = read_fasta("data/Q3/BRCA_aligned.fa")</w:t>
+      </w:r>
+    </w:p>
+    <w:p>
+      <w:pPr>
+        <w:spacing w:after="0"/>
+      </w:pPr>
+      <w:r>
+        <w:rPr>
+          <w:rFonts w:ascii="Consolas" w:cs="Consolas" w:eastAsia="Consolas" w:hAnsi="Consolas"/>
+          <w:sz w:val="18"/>
+          <w:szCs w:val="18"/>
+        </w:rPr>
+        <w:t xml:space="preserve">length = len(seqs[0])</w:t>
+      </w:r>
+    </w:p>
+    <w:p>
+      <w:pPr>
+        <w:spacing w:after="0"/>
+      </w:pPr>
+      <w:r>
+        <w:rPr>
+          <w:rFonts w:ascii="Consolas" w:cs="Consolas" w:eastAsia="Consolas" w:hAnsi="Consolas"/>
+          <w:sz w:val="18"/>
+          <w:szCs w:val="18"/>
+        </w:rPr>
+        <w:t xml:space="preserve"> </w:t>
+      </w:r>
+    </w:p>
+    <w:p>
+      <w:pPr>
+        <w:spacing w:after="0"/>
+      </w:pPr>
+      <w:r>
+        <w:rPr>
+          <w:rFonts w:ascii="Consolas" w:cs="Consolas" w:eastAsia="Consolas" w:hAnsi="Consolas"/>
+          <w:sz w:val="18"/>
+          <w:szCs w:val="18"/>
+        </w:rPr>
+        <w:t xml:space="preserve"># profile matrix: count of each base at each column</w:t>
+      </w:r>
+    </w:p>
+    <w:p>
+      <w:pPr>
+        <w:spacing w:after="0"/>
+      </w:pPr>
+      <w:r>
+        <w:rPr>
+          <w:rFonts w:ascii="Consolas" w:cs="Consolas" w:eastAsia="Consolas" w:hAnsi="Consolas"/>
+          <w:sz w:val="18"/>
+          <w:szCs w:val="18"/>
+        </w:rPr>
+        <w:t xml:space="preserve">profile = {b: [0] * length for b in BASES}</w:t>
+      </w:r>
+    </w:p>
+    <w:p>
+      <w:pPr>
+        <w:spacing w:after="0"/>
+      </w:pPr>
+      <w:r>
+        <w:rPr>
+          <w:rFonts w:ascii="Consolas" w:cs="Consolas" w:eastAsia="Consolas" w:hAnsi="Consolas"/>
+          <w:sz w:val="18"/>
+          <w:szCs w:val="18"/>
+        </w:rPr>
+        <w:t xml:space="preserve">for seq in seqs:</w:t>
+      </w:r>
+    </w:p>
+    <w:p>
+      <w:pPr>
+        <w:spacing w:after="0"/>
+      </w:pPr>
+      <w:r>
+        <w:rPr>
+          <w:rFonts w:ascii="Consolas" w:cs="Consolas" w:eastAsia="Consolas" w:hAnsi="Consolas"/>
+          <w:sz w:val="18"/>
+          <w:szCs w:val="18"/>
+        </w:rPr>
+        <w:t xml:space="preserve">    for i, ch in enumerate(seq):</w:t>
+      </w:r>
+    </w:p>
+    <w:p>
+      <w:pPr>
+        <w:spacing w:after="0"/>
+      </w:pPr>
+      <w:r>
+        <w:rPr>
+          <w:rFonts w:ascii="Consolas" w:cs="Consolas" w:eastAsia="Consolas" w:hAnsi="Consolas"/>
+          <w:sz w:val="18"/>
+          <w:szCs w:val="18"/>
+        </w:rPr>
+        <w:t xml:space="preserve">        if ch in BASES:</w:t>
+      </w:r>
+    </w:p>
+    <w:p>
+      <w:pPr>
+        <w:spacing w:after="0"/>
+      </w:pPr>
+      <w:r>
+        <w:rPr>
+          <w:rFonts w:ascii="Consolas" w:cs="Consolas" w:eastAsia="Consolas" w:hAnsi="Consolas"/>
+          <w:sz w:val="18"/>
+          <w:szCs w:val="18"/>
+        </w:rPr>
+        <w:t xml:space="preserve">            profile[ch][i] += 1</w:t>
+      </w:r>
+    </w:p>
+    <w:p>
+      <w:pPr>
+        <w:spacing w:after="0"/>
+      </w:pPr>
+      <w:r>
+        <w:rPr>
+          <w:rFonts w:ascii="Consolas" w:cs="Consolas" w:eastAsia="Consolas" w:hAnsi="Consolas"/>
+          <w:sz w:val="18"/>
+          <w:szCs w:val="18"/>
+        </w:rPr>
+        <w:t xml:space="preserve"> </w:t>
+      </w:r>
+    </w:p>
+    <w:p>
+      <w:pPr>
+        <w:spacing w:after="0"/>
+      </w:pPr>
+      <w:r>
+        <w:rPr>
+          <w:rFonts w:ascii="Consolas" w:cs="Consolas" w:eastAsia="Consolas" w:hAnsi="Consolas"/>
+          <w:sz w:val="18"/>
+          <w:szCs w:val="18"/>
+        </w:rPr>
+        <w:t xml:space="preserve"># consensus + entropy per column (entropy = variability metric)</w:t>
+      </w:r>
+    </w:p>
+    <w:p>
+      <w:pPr>
+        <w:spacing w:after="0"/>
+      </w:pPr>
+      <w:r>
+        <w:rPr>
+          <w:rFonts w:ascii="Consolas" w:cs="Consolas" w:eastAsia="Consolas" w:hAnsi="Consolas"/>
+          <w:sz w:val="18"/>
+          <w:szCs w:val="18"/>
+        </w:rPr>
+        <w:t xml:space="preserve">consensus = ""</w:t>
+      </w:r>
+    </w:p>
+    <w:p>
+      <w:pPr>
+        <w:spacing w:after="0"/>
+      </w:pPr>
+      <w:r>
+        <w:rPr>
+          <w:rFonts w:ascii="Consolas" w:cs="Consolas" w:eastAsia="Consolas" w:hAnsi="Consolas"/>
+          <w:sz w:val="18"/>
+          <w:szCs w:val="18"/>
+        </w:rPr>
+        <w:t xml:space="preserve">entropy = []</w:t>
+      </w:r>
+    </w:p>
+    <w:p>
+      <w:pPr>
+        <w:spacing w:after="0"/>
+      </w:pPr>
+      <w:r>
+        <w:rPr>
+          <w:rFonts w:ascii="Consolas" w:cs="Consolas" w:eastAsia="Consolas" w:hAnsi="Consolas"/>
+          <w:sz w:val="18"/>
+          <w:szCs w:val="18"/>
+        </w:rPr>
+        <w:t xml:space="preserve">for i in range(length):</w:t>
+      </w:r>
+    </w:p>
+    <w:p>
+      <w:pPr>
+        <w:spacing w:after="0"/>
+      </w:pPr>
+      <w:r>
+        <w:rPr>
+          <w:rFonts w:ascii="Consolas" w:cs="Consolas" w:eastAsia="Consolas" w:hAnsi="Consolas"/>
+          <w:sz w:val="18"/>
+          <w:szCs w:val="18"/>
+        </w:rPr>
+        <w:t xml:space="preserve">    counts = [profile[b][i] for b in BASES]</w:t>
+      </w:r>
+    </w:p>
+    <w:p>
+      <w:pPr>
+        <w:spacing w:after="0"/>
+      </w:pPr>
+      <w:r>
+        <w:rPr>
+          <w:rFonts w:ascii="Consolas" w:cs="Consolas" w:eastAsia="Consolas" w:hAnsi="Consolas"/>
+          <w:sz w:val="18"/>
+          <w:szCs w:val="18"/>
+        </w:rPr>
+        <w:t xml:space="preserve">    total = sum(counts)</w:t>
+      </w:r>
+    </w:p>
+    <w:p>
+      <w:pPr>
+        <w:spacing w:after="0"/>
+      </w:pPr>
+      <w:r>
+        <w:rPr>
+          <w:rFonts w:ascii="Consolas" w:cs="Consolas" w:eastAsia="Consolas" w:hAnsi="Consolas"/>
+          <w:sz w:val="18"/>
+          <w:szCs w:val="18"/>
+        </w:rPr>
+        <w:t xml:space="preserve">    consensus += BASES[counts.index(max(counts))]</w:t>
+      </w:r>
+    </w:p>
+    <w:p>
+      <w:pPr>
+        <w:spacing w:after="0"/>
+      </w:pPr>
+      <w:r>
+        <w:rPr>
+          <w:rFonts w:ascii="Consolas" w:cs="Consolas" w:eastAsia="Consolas" w:hAnsi="Consolas"/>
+          <w:sz w:val="18"/>
+          <w:szCs w:val="18"/>
+        </w:rPr>
+        <w:t xml:space="preserve">    h = -sum((c / total) * log2(c / total) for c in counts if c &gt; 0)</w:t>
+      </w:r>
+    </w:p>
+    <w:p>
+      <w:pPr>
+        <w:spacing w:after="0"/>
+      </w:pPr>
+      <w:r>
+        <w:rPr>
+          <w:rFonts w:ascii="Consolas" w:cs="Consolas" w:eastAsia="Consolas" w:hAnsi="Consolas"/>
+          <w:sz w:val="18"/>
+          <w:szCs w:val="18"/>
+        </w:rPr>
+        <w:t xml:space="preserve">    entropy.append(h)</w:t>
+      </w:r>
+    </w:p>
+    <w:p>
+      <w:pPr>
+        <w:spacing w:after="0"/>
+      </w:pPr>
+      <w:r>
+        <w:rPr>
+          <w:rFonts w:ascii="Consolas" w:cs="Consolas" w:eastAsia="Consolas" w:hAnsi="Consolas"/>
+          <w:sz w:val="18"/>
+          <w:szCs w:val="18"/>
+        </w:rPr>
+        <w:t xml:space="preserve"> </w:t>
+      </w:r>
+    </w:p>
+    <w:p>
+      <w:pPr>
+        <w:spacing w:after="0"/>
+      </w:pPr>
+      <w:r>
+        <w:rPr>
+          <w:rFonts w:ascii="Consolas" w:cs="Consolas" w:eastAsia="Consolas" w:hAnsi="Consolas"/>
+          <w:sz w:val="18"/>
+          <w:szCs w:val="18"/>
+        </w:rPr>
+        <w:t xml:space="preserve">top3 = sorted(range(length), key=lambda i: -entropy[i])[:3]</w:t>
+      </w:r>
+    </w:p>
+    <w:p>
+      <w:pPr>
+        <w:spacing w:after="0"/>
+      </w:pPr>
+      <w:r>
+        <w:rPr>
+          <w:rFonts w:ascii="Consolas" w:cs="Consolas" w:eastAsia="Consolas" w:hAnsi="Consolas"/>
+          <w:sz w:val="18"/>
+          <w:szCs w:val="18"/>
+        </w:rPr>
+        <w:t xml:space="preserve">top3_positions = [i + 1 for i in top3]  # 1-based</w:t>
+      </w:r>
+    </w:p>
+    <w:p>
+      <w:pPr>
+        <w:spacing w:after="0"/>
+      </w:pPr>
+      <w:r>
+        <w:rPr>
+          <w:rFonts w:ascii="Consolas" w:cs="Consolas" w:eastAsia="Consolas" w:hAnsi="Consolas"/>
+          <w:sz w:val="18"/>
+          <w:szCs w:val="18"/>
+        </w:rPr>
+        <w:t xml:space="preserve"> </w:t>
+      </w:r>
+    </w:p>
+    <w:p>
+      <w:pPr>
+        <w:spacing w:after="0"/>
+      </w:pPr>
+      <w:r>
+        <w:rPr>
+          <w:rFonts w:ascii="Consolas" w:cs="Consolas" w:eastAsia="Consolas" w:hAnsi="Consolas"/>
+          <w:sz w:val="18"/>
+          <w:szCs w:val="18"/>
+        </w:rPr>
+        <w:t xml:space="preserve">print("Consensus string:")</w:t>
+      </w:r>
+    </w:p>
+    <w:p>
+      <w:pPr>
+        <w:spacing w:after="0"/>
+      </w:pPr>
+      <w:r>
+        <w:rPr>
+          <w:rFonts w:ascii="Consolas" w:cs="Consolas" w:eastAsia="Consolas" w:hAnsi="Consolas"/>
+          <w:sz w:val="18"/>
+          <w:szCs w:val="18"/>
+        </w:rPr>
+        <w:t xml:space="preserve">print(consensus)</w:t>
+      </w:r>
+    </w:p>
+    <w:p>
+      <w:pPr>
+        <w:spacing w:after="0"/>
+      </w:pPr>
+      <w:r>
+        <w:rPr>
+          <w:rFonts w:ascii="Consolas" w:cs="Consolas" w:eastAsia="Consolas" w:hAnsi="Consolas"/>
+          <w:sz w:val="18"/>
+          <w:szCs w:val="18"/>
+        </w:rPr>
+        <w:t xml:space="preserve">print("Top 3 least-conserved positions (1-based):", top3_positions)</w:t>
+      </w:r>
+    </w:p>
+    <w:p>
+      <w:pPr>
+        <w:spacing w:after="0"/>
+      </w:pPr>
+      <w:r>
+        <w:rPr>
+          <w:rFonts w:ascii="Consolas" w:cs="Consolas" w:eastAsia="Consolas" w:hAnsi="Consolas"/>
+          <w:sz w:val="18"/>
+          <w:szCs w:val="18"/>
+        </w:rPr>
+        <w:t xml:space="preserve">print("Entropy at those positions:", [round(entropy[i], 4) for i in top3])</w:t>
+      </w:r>
+    </w:p>
+    <w:p>
+      <w:pPr>
+        <w:spacing w:after="160"/>
+      </w:pPr>
+    </w:p>
+    <w:p>
+      <w:pPr>
+        <w:spacing w:after="160"/>
+      </w:pPr>
+      <w:r>
+        <w:t xml:space="preserve">Output on </w:t>
       </w:r>
       <w:r>
         <w:rPr>
@@ -675,23 +1312,105 @@
           <w:sz w:val="20"/>
           <w:szCs w:val="20"/>
         </w:rPr>
-        <w:t xml:space="preserve">N − (count of the most common base)</w:t>
-      </w:r>
-      <w:r>
-        <w:t xml:space="preserve">. A column where every sequence agrees scores 0; a column split across several bases scores higher. Ties (columns with the same mismatch count) are broken by sum-of-pairs mismatches — for every pair of sequences in the column, count how many pairs disagree. This matters when two columns have the same total mismatch count but a different shape: e.g. one column split 17/8 between two bases and another split 17/6/2 across three bases both count as "8 mismatches", but the second one has more disagreeing pairs (148 vs 136), so it's ranked as more variable.</w:t>
-      </w:r>
-    </w:p>
-    <w:p>
-      <w:pPr>
-        <w:spacing w:after="0"/>
-      </w:pPr>
-      <w:r>
-        <w:rPr>
-          <w:rFonts w:ascii="Consolas" w:cs="Consolas" w:eastAsia="Consolas" w:hAnsi="Consolas"/>
-          <w:sz w:val="18"/>
-          <w:szCs w:val="18"/>
-        </w:rPr>
-        <w:t xml:space="preserve">BASES = "ACGT"</w:t>
+        <w:t xml:space="preserve">data/Q3/BRCA_aligned.fa</w:t>
+      </w:r>
+      <w:r>
+        <w:t xml:space="preserve">:</w:t>
+      </w:r>
+    </w:p>
+    <w:p>
+      <w:pPr>
+        <w:spacing w:after="0"/>
+      </w:pPr>
+      <w:r>
+        <w:rPr>
+          <w:rFonts w:ascii="Consolas" w:cs="Consolas" w:eastAsia="Consolas" w:hAnsi="Consolas"/>
+          <w:sz w:val="18"/>
+          <w:szCs w:val="18"/>
+        </w:rPr>
+        <w:t xml:space="preserve">GATGGGTTGTGTTTGGTTTCTTTCAGCATGATTTTGAAGTCAGAGGAGATGTGGTCAATGGAAGAAACCACCAAGGTCCAAAGCGAGCAAGAGAATCCCAGGACAGAAAGGTAAAGCTCCCTCCCTCAAGTTGACAAAAATCTCACCCCACCACTCTGTATTCCACTCCCCTTTGCAGAGATGGGCCGCTTCATTTTGTAAGACTTATTACATACATACACAGTGCTAGATACTTTCACACAGGTTCTTTTTTCACTCTTCCATCCCAACCACATAAATAAGTATTGTCTCTACTTTATGAATGATAAAACTAAGAGATTTAGAGAGGCTGTGTA</w:t>
+      </w:r>
+    </w:p>
+    <w:p>
+      <w:pPr>
+        <w:spacing w:after="160"/>
+      </w:pPr>
+    </w:p>
+    <w:p>
+      <w:pPr>
+        <w:spacing w:after="160"/>
+      </w:pPr>
+      <w:r>
+        <w:t xml:space="preserve">Top 3 least-conserved positions (1-based): 26, 158, 144</w:t>
+      </w:r>
+    </w:p>
+    <w:p>
+      <w:pPr>
+        <w:pStyle w:val="Heading1"/>
+        <w:spacing w:after="160" w:before="300"/>
+      </w:pPr>
+      <w:r>
+        <w:t xml:space="preserve">Question 4: Multiple sequence alignment and covariation matrices</w:t>
+      </w:r>
+    </w:p>
+    <w:p>
+      <w:pPr>
+        <w:spacing w:after="160"/>
+      </w:pPr>
+      <w:r>
+        <w:t xml:space="preserve">Input: a FASTA file of equal-length aligned protein sequences (20 amino acids + gap "-"). Output: the consensus string and the top 10 co-varying column pairs by mutual information, MI(i,j) = sum_a sum_b f_ij(a,b) * log2( f_ij(a,b) / (f_i(a) * f_j(b)) ).</w:t>
+      </w:r>
+    </w:p>
+    <w:p>
+      <w:pPr>
+        <w:spacing w:after="0"/>
+      </w:pPr>
+      <w:r>
+        <w:rPr>
+          <w:rFonts w:ascii="Consolas" w:cs="Consolas" w:eastAsia="Consolas" w:hAnsi="Consolas"/>
+          <w:sz w:val="18"/>
+          <w:szCs w:val="18"/>
+        </w:rPr>
+        <w:t xml:space="preserve">from collections import Counter</w:t>
+      </w:r>
+    </w:p>
+    <w:p>
+      <w:pPr>
+        <w:spacing w:after="0"/>
+      </w:pPr>
+      <w:r>
+        <w:rPr>
+          <w:rFonts w:ascii="Consolas" w:cs="Consolas" w:eastAsia="Consolas" w:hAnsi="Consolas"/>
+          <w:sz w:val="18"/>
+          <w:szCs w:val="18"/>
+        </w:rPr>
+        <w:t xml:space="preserve">from math import log2</w:t>
+      </w:r>
+    </w:p>
+    <w:p>
+      <w:pPr>
+        <w:spacing w:after="0"/>
+      </w:pPr>
+      <w:r>
+        <w:rPr>
+          <w:rFonts w:ascii="Consolas" w:cs="Consolas" w:eastAsia="Consolas" w:hAnsi="Consolas"/>
+          <w:sz w:val="18"/>
+          <w:szCs w:val="18"/>
+        </w:rPr>
+        <w:t xml:space="preserve"> </w:t>
+      </w:r>
+    </w:p>
+    <w:p>
+      <w:pPr>
+        <w:spacing w:after="0"/>
+      </w:pPr>
+      <w:r>
+        <w:rPr>
+          <w:rFonts w:ascii="Consolas" w:cs="Consolas" w:eastAsia="Consolas" w:hAnsi="Consolas"/>
+          <w:sz w:val="18"/>
+          <w:szCs w:val="18"/>
+        </w:rPr>
+        <w:t xml:space="preserve">AMINO_ACIDS = set("ACDEFGHIKLMNPQRSTVWY")</w:t>
       </w:r>
     </w:p>
     <w:p>
@@ -938,7 +1657,59 @@
           <w:sz w:val="18"/>
           <w:szCs w:val="18"/>
         </w:rPr>
-        <w:t xml:space="preserve">seqs = read_fasta("data/Q3/BRCA_aligned.fa")</w:t>
+        <w:t xml:space="preserve">def clean(ch):</w:t>
+      </w:r>
+    </w:p>
+    <w:p>
+      <w:pPr>
+        <w:spacing w:after="0"/>
+      </w:pPr>
+      <w:r>
+        <w:rPr>
+          <w:rFonts w:ascii="Consolas" w:cs="Consolas" w:eastAsia="Consolas" w:hAnsi="Consolas"/>
+          <w:sz w:val="18"/>
+          <w:szCs w:val="18"/>
+        </w:rPr>
+        <w:t xml:space="preserve">    return ch if ch in AMINO_ACIDS else "-"</w:t>
+      </w:r>
+    </w:p>
+    <w:p>
+      <w:pPr>
+        <w:spacing w:after="0"/>
+      </w:pPr>
+      <w:r>
+        <w:rPr>
+          <w:rFonts w:ascii="Consolas" w:cs="Consolas" w:eastAsia="Consolas" w:hAnsi="Consolas"/>
+          <w:sz w:val="18"/>
+          <w:szCs w:val="18"/>
+        </w:rPr>
+        <w:t xml:space="preserve"> </w:t>
+      </w:r>
+    </w:p>
+    <w:p>
+      <w:pPr>
+        <w:spacing w:after="0"/>
+      </w:pPr>
+      <w:r>
+        <w:rPr>
+          <w:rFonts w:ascii="Consolas" w:cs="Consolas" w:eastAsia="Consolas" w:hAnsi="Consolas"/>
+          <w:sz w:val="18"/>
+          <w:szCs w:val="18"/>
+        </w:rPr>
+        <w:t xml:space="preserve"> </w:t>
+      </w:r>
+    </w:p>
+    <w:p>
+      <w:pPr>
+        <w:spacing w:after="0"/>
+      </w:pPr>
+      <w:r>
+        <w:rPr>
+          <w:rFonts w:ascii="Consolas" w:cs="Consolas" w:eastAsia="Consolas" w:hAnsi="Consolas"/>
+          <w:sz w:val="18"/>
+          <w:szCs w:val="18"/>
+        </w:rPr>
+        <w:t xml:space="preserve">seqs = read_fasta("data/Q4/DHFR_aligned.fa")</w:t>
       </w:r>
     </w:p>
     <w:p>
@@ -990,189 +1761,111 @@
           <w:sz w:val="18"/>
           <w:szCs w:val="18"/>
         </w:rPr>
-        <w:t xml:space="preserve"># profile matrix: count of each base at each column</w:t>
-      </w:r>
-    </w:p>
-    <w:p>
-      <w:pPr>
-        <w:spacing w:after="0"/>
-      </w:pPr>
-      <w:r>
-        <w:rPr>
-          <w:rFonts w:ascii="Consolas" w:cs="Consolas" w:eastAsia="Consolas" w:hAnsi="Consolas"/>
-          <w:sz w:val="18"/>
-          <w:szCs w:val="18"/>
-        </w:rPr>
-        <w:t xml:space="preserve">profile = {b: [0] * length for b in BASES}</w:t>
-      </w:r>
-    </w:p>
-    <w:p>
-      <w:pPr>
-        <w:spacing w:after="0"/>
-      </w:pPr>
-      <w:r>
-        <w:rPr>
-          <w:rFonts w:ascii="Consolas" w:cs="Consolas" w:eastAsia="Consolas" w:hAnsi="Consolas"/>
-          <w:sz w:val="18"/>
-          <w:szCs w:val="18"/>
-        </w:rPr>
-        <w:t xml:space="preserve">for seq in seqs:</w:t>
-      </w:r>
-    </w:p>
-    <w:p>
-      <w:pPr>
-        <w:spacing w:after="0"/>
-      </w:pPr>
-      <w:r>
-        <w:rPr>
-          <w:rFonts w:ascii="Consolas" w:cs="Consolas" w:eastAsia="Consolas" w:hAnsi="Consolas"/>
-          <w:sz w:val="18"/>
-          <w:szCs w:val="18"/>
-        </w:rPr>
-        <w:t xml:space="preserve">    for i, ch in enumerate(seq):</w:t>
-      </w:r>
-    </w:p>
-    <w:p>
-      <w:pPr>
-        <w:spacing w:after="0"/>
-      </w:pPr>
-      <w:r>
-        <w:rPr>
-          <w:rFonts w:ascii="Consolas" w:cs="Consolas" w:eastAsia="Consolas" w:hAnsi="Consolas"/>
-          <w:sz w:val="18"/>
-          <w:szCs w:val="18"/>
-        </w:rPr>
-        <w:t xml:space="preserve">        if ch in BASES:</w:t>
-      </w:r>
-    </w:p>
-    <w:p>
-      <w:pPr>
-        <w:spacing w:after="0"/>
-      </w:pPr>
-      <w:r>
-        <w:rPr>
-          <w:rFonts w:ascii="Consolas" w:cs="Consolas" w:eastAsia="Consolas" w:hAnsi="Consolas"/>
-          <w:sz w:val="18"/>
-          <w:szCs w:val="18"/>
-        </w:rPr>
-        <w:t xml:space="preserve">            profile[ch][i] += 1</w:t>
-      </w:r>
-    </w:p>
-    <w:p>
-      <w:pPr>
-        <w:spacing w:after="0"/>
-      </w:pPr>
-      <w:r>
-        <w:rPr>
-          <w:rFonts w:ascii="Consolas" w:cs="Consolas" w:eastAsia="Consolas" w:hAnsi="Consolas"/>
-          <w:sz w:val="18"/>
-          <w:szCs w:val="18"/>
-        </w:rPr>
-        <w:t xml:space="preserve"> </w:t>
-      </w:r>
-    </w:p>
-    <w:p>
-      <w:pPr>
-        <w:spacing w:after="0"/>
-      </w:pPr>
-      <w:r>
-        <w:rPr>
-          <w:rFonts w:ascii="Consolas" w:cs="Consolas" w:eastAsia="Consolas" w:hAnsi="Consolas"/>
-          <w:sz w:val="18"/>
-          <w:szCs w:val="18"/>
-        </w:rPr>
-        <w:t xml:space="preserve"># consensus + variability per column</w:t>
-      </w:r>
-    </w:p>
-    <w:p>
-      <w:pPr>
-        <w:spacing w:after="0"/>
-      </w:pPr>
-      <w:r>
-        <w:rPr>
-          <w:rFonts w:ascii="Consolas" w:cs="Consolas" w:eastAsia="Consolas" w:hAnsi="Consolas"/>
-          <w:sz w:val="18"/>
-          <w:szCs w:val="18"/>
-        </w:rPr>
-        <w:t xml:space="preserve"># variability = mismatches to consensus (N - majority count), tiebroken by</w:t>
-      </w:r>
-    </w:p>
-    <w:p>
-      <w:pPr>
-        <w:spacing w:after="0"/>
-      </w:pPr>
-      <w:r>
-        <w:rPr>
-          <w:rFonts w:ascii="Consolas" w:cs="Consolas" w:eastAsia="Consolas" w:hAnsi="Consolas"/>
-          <w:sz w:val="18"/>
-          <w:szCs w:val="18"/>
-        </w:rPr>
-        <w:t xml:space="preserve"># sum-of-pairs mismatches (how many of the 25*24/2 sequence pairs disagree</w:t>
-      </w:r>
-    </w:p>
-    <w:p>
-      <w:pPr>
-        <w:spacing w:after="0"/>
-      </w:pPr>
-      <w:r>
-        <w:rPr>
-          <w:rFonts w:ascii="Consolas" w:cs="Consolas" w:eastAsia="Consolas" w:hAnsi="Consolas"/>
-          <w:sz w:val="18"/>
-          <w:szCs w:val="18"/>
-        </w:rPr>
-        <w:t xml:space="preserve"># at that column) -- this separates a clean two-way split (e.g. 17/8) from</w:t>
-      </w:r>
-    </w:p>
-    <w:p>
-      <w:pPr>
-        <w:spacing w:after="0"/>
-      </w:pPr>
-      <w:r>
-        <w:rPr>
-          <w:rFonts w:ascii="Consolas" w:cs="Consolas" w:eastAsia="Consolas" w:hAnsi="Consolas"/>
-          <w:sz w:val="18"/>
-          <w:szCs w:val="18"/>
-        </w:rPr>
-        <w:t xml:space="preserve"># a messier three-way split (e.g. 17/6/2) that has the same mismatch count</w:t>
-      </w:r>
-    </w:p>
-    <w:p>
-      <w:pPr>
-        <w:spacing w:after="0"/>
-      </w:pPr>
-      <w:r>
-        <w:rPr>
-          <w:rFonts w:ascii="Consolas" w:cs="Consolas" w:eastAsia="Consolas" w:hAnsi="Consolas"/>
-          <w:sz w:val="18"/>
-          <w:szCs w:val="18"/>
-        </w:rPr>
-        <w:t xml:space="preserve">consensus = ""</w:t>
-      </w:r>
-    </w:p>
-    <w:p>
-      <w:pPr>
-        <w:spacing w:after="0"/>
-      </w:pPr>
-      <w:r>
-        <w:rPr>
-          <w:rFonts w:ascii="Consolas" w:cs="Consolas" w:eastAsia="Consolas" w:hAnsi="Consolas"/>
-          <w:sz w:val="18"/>
-          <w:szCs w:val="18"/>
-        </w:rPr>
-        <w:t xml:space="preserve">mismatches = []</w:t>
-      </w:r>
-    </w:p>
-    <w:p>
-      <w:pPr>
-        <w:spacing w:after="0"/>
-      </w:pPr>
-      <w:r>
-        <w:rPr>
-          <w:rFonts w:ascii="Consolas" w:cs="Consolas" w:eastAsia="Consolas" w:hAnsi="Consolas"/>
-          <w:sz w:val="18"/>
-          <w:szCs w:val="18"/>
-        </w:rPr>
-        <w:t xml:space="preserve">pair_mismatches = []</w:t>
+        <w:t xml:space="preserve">columns = [[clean(seq[i]) for seq in seqs] for i in range(length)]</w:t>
+      </w:r>
+    </w:p>
+    <w:p>
+      <w:pPr>
+        <w:spacing w:after="0"/>
+      </w:pPr>
+      <w:r>
+        <w:rPr>
+          <w:rFonts w:ascii="Consolas" w:cs="Consolas" w:eastAsia="Consolas" w:hAnsi="Consolas"/>
+          <w:sz w:val="18"/>
+          <w:szCs w:val="18"/>
+        </w:rPr>
+        <w:t xml:space="preserve">freqs = [Counter(col) for col in columns]</w:t>
+      </w:r>
+    </w:p>
+    <w:p>
+      <w:pPr>
+        <w:spacing w:after="0"/>
+      </w:pPr>
+      <w:r>
+        <w:rPr>
+          <w:rFonts w:ascii="Consolas" w:cs="Consolas" w:eastAsia="Consolas" w:hAnsi="Consolas"/>
+          <w:sz w:val="18"/>
+          <w:szCs w:val="18"/>
+        </w:rPr>
+        <w:t xml:space="preserve">for f in freqs:</w:t>
+      </w:r>
+    </w:p>
+    <w:p>
+      <w:pPr>
+        <w:spacing w:after="0"/>
+      </w:pPr>
+      <w:r>
+        <w:rPr>
+          <w:rFonts w:ascii="Consolas" w:cs="Consolas" w:eastAsia="Consolas" w:hAnsi="Consolas"/>
+          <w:sz w:val="18"/>
+          <w:szCs w:val="18"/>
+        </w:rPr>
+        <w:t xml:space="preserve">    for k in f:</w:t>
+      </w:r>
+    </w:p>
+    <w:p>
+      <w:pPr>
+        <w:spacing w:after="0"/>
+      </w:pPr>
+      <w:r>
+        <w:rPr>
+          <w:rFonts w:ascii="Consolas" w:cs="Consolas" w:eastAsia="Consolas" w:hAnsi="Consolas"/>
+          <w:sz w:val="18"/>
+          <w:szCs w:val="18"/>
+        </w:rPr>
+        <w:t xml:space="preserve">        f[k] /= n</w:t>
+      </w:r>
+    </w:p>
+    <w:p>
+      <w:pPr>
+        <w:spacing w:after="0"/>
+      </w:pPr>
+      <w:r>
+        <w:rPr>
+          <w:rFonts w:ascii="Consolas" w:cs="Consolas" w:eastAsia="Consolas" w:hAnsi="Consolas"/>
+          <w:sz w:val="18"/>
+          <w:szCs w:val="18"/>
+        </w:rPr>
+        <w:t xml:space="preserve"> </w:t>
+      </w:r>
+    </w:p>
+    <w:p>
+      <w:pPr>
+        <w:spacing w:after="0"/>
+      </w:pPr>
+      <w:r>
+        <w:rPr>
+          <w:rFonts w:ascii="Consolas" w:cs="Consolas" w:eastAsia="Consolas" w:hAnsi="Consolas"/>
+          <w:sz w:val="18"/>
+          <w:szCs w:val="18"/>
+        </w:rPr>
+        <w:t xml:space="preserve">consensus = "".join(c.most_common(1)[0][0] for c in freqs)</w:t>
+      </w:r>
+    </w:p>
+    <w:p>
+      <w:pPr>
+        <w:spacing w:after="0"/>
+      </w:pPr>
+      <w:r>
+        <w:rPr>
+          <w:rFonts w:ascii="Consolas" w:cs="Consolas" w:eastAsia="Consolas" w:hAnsi="Consolas"/>
+          <w:sz w:val="18"/>
+          <w:szCs w:val="18"/>
+        </w:rPr>
+        <w:t xml:space="preserve"> </w:t>
+      </w:r>
+    </w:p>
+    <w:p>
+      <w:pPr>
+        <w:spacing w:after="0"/>
+      </w:pPr>
+      <w:r>
+        <w:rPr>
+          <w:rFonts w:ascii="Consolas" w:cs="Consolas" w:eastAsia="Consolas" w:hAnsi="Consolas"/>
+          <w:sz w:val="18"/>
+          <w:szCs w:val="18"/>
+        </w:rPr>
+        <w:t xml:space="preserve">results = []</w:t>
       </w:r>
     </w:p>
     <w:p>
@@ -1198,137 +1891,111 @@
           <w:sz w:val="18"/>
           <w:szCs w:val="18"/>
         </w:rPr>
-        <w:t xml:space="preserve">    counts = [profile[b][i] for b in BASES]</w:t>
-      </w:r>
-    </w:p>
-    <w:p>
-      <w:pPr>
-        <w:spacing w:after="0"/>
-      </w:pPr>
-      <w:r>
-        <w:rPr>
-          <w:rFonts w:ascii="Consolas" w:cs="Consolas" w:eastAsia="Consolas" w:hAnsi="Consolas"/>
-          <w:sz w:val="18"/>
-          <w:szCs w:val="18"/>
-        </w:rPr>
-        <w:t xml:space="preserve">    total = sum(counts)</w:t>
-      </w:r>
-    </w:p>
-    <w:p>
-      <w:pPr>
-        <w:spacing w:after="0"/>
-      </w:pPr>
-      <w:r>
-        <w:rPr>
-          <w:rFonts w:ascii="Consolas" w:cs="Consolas" w:eastAsia="Consolas" w:hAnsi="Consolas"/>
-          <w:sz w:val="18"/>
-          <w:szCs w:val="18"/>
-        </w:rPr>
-        <w:t xml:space="preserve">    consensus += BASES[counts.index(max(counts))]</w:t>
-      </w:r>
-    </w:p>
-    <w:p>
-      <w:pPr>
-        <w:spacing w:after="0"/>
-      </w:pPr>
-      <w:r>
-        <w:rPr>
-          <w:rFonts w:ascii="Consolas" w:cs="Consolas" w:eastAsia="Consolas" w:hAnsi="Consolas"/>
-          <w:sz w:val="18"/>
-          <w:szCs w:val="18"/>
-        </w:rPr>
-        <w:t xml:space="preserve">    mismatches.append(total - max(counts))</w:t>
-      </w:r>
-    </w:p>
-    <w:p>
-      <w:pPr>
-        <w:spacing w:after="0"/>
-      </w:pPr>
-      <w:r>
-        <w:rPr>
-          <w:rFonts w:ascii="Consolas" w:cs="Consolas" w:eastAsia="Consolas" w:hAnsi="Consolas"/>
-          <w:sz w:val="18"/>
-          <w:szCs w:val="18"/>
-        </w:rPr>
-        <w:t xml:space="preserve"> </w:t>
-      </w:r>
-    </w:p>
-    <w:p>
-      <w:pPr>
-        <w:spacing w:after="0"/>
-      </w:pPr>
-      <w:r>
-        <w:rPr>
-          <w:rFonts w:ascii="Consolas" w:cs="Consolas" w:eastAsia="Consolas" w:hAnsi="Consolas"/>
-          <w:sz w:val="18"/>
-          <w:szCs w:val="18"/>
-        </w:rPr>
-        <w:t xml:space="preserve">    nonzero = [c for c in counts if c &gt; 0]</w:t>
-      </w:r>
-    </w:p>
-    <w:p>
-      <w:pPr>
-        <w:spacing w:after="0"/>
-      </w:pPr>
-      <w:r>
-        <w:rPr>
-          <w:rFonts w:ascii="Consolas" w:cs="Consolas" w:eastAsia="Consolas" w:hAnsi="Consolas"/>
-          <w:sz w:val="18"/>
-          <w:szCs w:val="18"/>
-        </w:rPr>
-        <w:t xml:space="preserve">    sp = sum(nonzero[a] * nonzero[b] for a in range(len(nonzero)) for b in range(a + 1, len(nonzero)))</w:t>
-      </w:r>
-    </w:p>
-    <w:p>
-      <w:pPr>
-        <w:spacing w:after="0"/>
-      </w:pPr>
-      <w:r>
-        <w:rPr>
-          <w:rFonts w:ascii="Consolas" w:cs="Consolas" w:eastAsia="Consolas" w:hAnsi="Consolas"/>
-          <w:sz w:val="18"/>
-          <w:szCs w:val="18"/>
-        </w:rPr>
-        <w:t xml:space="preserve">    pair_mismatches.append(sp)</w:t>
-      </w:r>
-    </w:p>
-    <w:p>
-      <w:pPr>
-        <w:spacing w:after="0"/>
-      </w:pPr>
-      <w:r>
-        <w:rPr>
-          <w:rFonts w:ascii="Consolas" w:cs="Consolas" w:eastAsia="Consolas" w:hAnsi="Consolas"/>
-          <w:sz w:val="18"/>
-          <w:szCs w:val="18"/>
-        </w:rPr>
-        <w:t xml:space="preserve"> </w:t>
-      </w:r>
-    </w:p>
-    <w:p>
-      <w:pPr>
-        <w:spacing w:after="0"/>
-      </w:pPr>
-      <w:r>
-        <w:rPr>
-          <w:rFonts w:ascii="Consolas" w:cs="Consolas" w:eastAsia="Consolas" w:hAnsi="Consolas"/>
-          <w:sz w:val="18"/>
-          <w:szCs w:val="18"/>
-        </w:rPr>
-        <w:t xml:space="preserve">top3 = sorted(range(length), key=lambda i: (-mismatches[i], -pair_mismatches[i]))[:3]</w:t>
-      </w:r>
-    </w:p>
-    <w:p>
-      <w:pPr>
-        <w:spacing w:after="0"/>
-      </w:pPr>
-      <w:r>
-        <w:rPr>
-          <w:rFonts w:ascii="Consolas" w:cs="Consolas" w:eastAsia="Consolas" w:hAnsi="Consolas"/>
-          <w:sz w:val="18"/>
-          <w:szCs w:val="18"/>
-        </w:rPr>
-        <w:t xml:space="preserve">top3_positions = [i + 1 for i in top3]  # 1-based</w:t>
+        <w:t xml:space="preserve">    for j in range(i + 1, length):</w:t>
+      </w:r>
+    </w:p>
+    <w:p>
+      <w:pPr>
+        <w:spacing w:after="0"/>
+      </w:pPr>
+      <w:r>
+        <w:rPr>
+          <w:rFonts w:ascii="Consolas" w:cs="Consolas" w:eastAsia="Consolas" w:hAnsi="Consolas"/>
+          <w:sz w:val="18"/>
+          <w:szCs w:val="18"/>
+        </w:rPr>
+        <w:t xml:space="preserve">        joint = Counter(zip(columns[i], columns[j]))</w:t>
+      </w:r>
+    </w:p>
+    <w:p>
+      <w:pPr>
+        <w:spacing w:after="0"/>
+      </w:pPr>
+      <w:r>
+        <w:rPr>
+          <w:rFonts w:ascii="Consolas" w:cs="Consolas" w:eastAsia="Consolas" w:hAnsi="Consolas"/>
+          <w:sz w:val="18"/>
+          <w:szCs w:val="18"/>
+        </w:rPr>
+        <w:t xml:space="preserve">        mi = 0.0</w:t>
+      </w:r>
+    </w:p>
+    <w:p>
+      <w:pPr>
+        <w:spacing w:after="0"/>
+      </w:pPr>
+      <w:r>
+        <w:rPr>
+          <w:rFonts w:ascii="Consolas" w:cs="Consolas" w:eastAsia="Consolas" w:hAnsi="Consolas"/>
+          <w:sz w:val="18"/>
+          <w:szCs w:val="18"/>
+        </w:rPr>
+        <w:t xml:space="preserve">        for (a, b), count in joint.items():</w:t>
+      </w:r>
+    </w:p>
+    <w:p>
+      <w:pPr>
+        <w:spacing w:after="0"/>
+      </w:pPr>
+      <w:r>
+        <w:rPr>
+          <w:rFonts w:ascii="Consolas" w:cs="Consolas" w:eastAsia="Consolas" w:hAnsi="Consolas"/>
+          <w:sz w:val="18"/>
+          <w:szCs w:val="18"/>
+        </w:rPr>
+        <w:t xml:space="preserve">            pij = count / n</w:t>
+      </w:r>
+    </w:p>
+    <w:p>
+      <w:pPr>
+        <w:spacing w:after="0"/>
+      </w:pPr>
+      <w:r>
+        <w:rPr>
+          <w:rFonts w:ascii="Consolas" w:cs="Consolas" w:eastAsia="Consolas" w:hAnsi="Consolas"/>
+          <w:sz w:val="18"/>
+          <w:szCs w:val="18"/>
+        </w:rPr>
+        <w:t xml:space="preserve">            mi += pij * log2(pij / (freqs[i][a] * freqs[j][b]))</w:t>
+      </w:r>
+    </w:p>
+    <w:p>
+      <w:pPr>
+        <w:spacing w:after="0"/>
+      </w:pPr>
+      <w:r>
+        <w:rPr>
+          <w:rFonts w:ascii="Consolas" w:cs="Consolas" w:eastAsia="Consolas" w:hAnsi="Consolas"/>
+          <w:sz w:val="18"/>
+          <w:szCs w:val="18"/>
+        </w:rPr>
+        <w:t xml:space="preserve">        results.append((mi, i + 1, j + 1))</w:t>
+      </w:r>
+    </w:p>
+    <w:p>
+      <w:pPr>
+        <w:spacing w:after="0"/>
+      </w:pPr>
+      <w:r>
+        <w:rPr>
+          <w:rFonts w:ascii="Consolas" w:cs="Consolas" w:eastAsia="Consolas" w:hAnsi="Consolas"/>
+          <w:sz w:val="18"/>
+          <w:szCs w:val="18"/>
+        </w:rPr>
+        <w:t xml:space="preserve"> </w:t>
+      </w:r>
+    </w:p>
+    <w:p>
+      <w:pPr>
+        <w:spacing w:after="0"/>
+      </w:pPr>
+      <w:r>
+        <w:rPr>
+          <w:rFonts w:ascii="Consolas" w:cs="Consolas" w:eastAsia="Consolas" w:hAnsi="Consolas"/>
+          <w:sz w:val="18"/>
+          <w:szCs w:val="18"/>
+        </w:rPr>
+        <w:t xml:space="preserve">results.sort(reverse=True)</w:t>
       </w:r>
     </w:p>
     <w:p>
@@ -1380,33 +2047,33 @@
           <w:sz w:val="18"/>
           <w:szCs w:val="18"/>
         </w:rPr>
-        <w:t xml:space="preserve">print("Top 3 least-conserved positions (1-based):", top3_positions)</w:t>
-      </w:r>
-    </w:p>
-    <w:p>
-      <w:pPr>
-        <w:spacing w:after="0"/>
-      </w:pPr>
-      <w:r>
-        <w:rPr>
-          <w:rFonts w:ascii="Consolas" w:cs="Consolas" w:eastAsia="Consolas" w:hAnsi="Consolas"/>
-          <w:sz w:val="18"/>
-          <w:szCs w:val="18"/>
-        </w:rPr>
-        <w:t xml:space="preserve">print("Mismatches to consensus at those positions:", [mismatches[i] for i in top3])</w:t>
-      </w:r>
-    </w:p>
-    <w:p>
-      <w:pPr>
-        <w:spacing w:after="0"/>
-      </w:pPr>
-      <w:r>
-        <w:rPr>
-          <w:rFonts w:ascii="Consolas" w:cs="Consolas" w:eastAsia="Consolas" w:hAnsi="Consolas"/>
-          <w:sz w:val="18"/>
-          <w:szCs w:val="18"/>
-        </w:rPr>
-        <w:t xml:space="preserve">print("Sum-of-pairs mismatches at those positions:", [pair_mismatches[i] for i in top3])</w:t>
+        <w:t xml:space="preserve">print("Top 10 co-varying column pairs by mutual information:")</w:t>
+      </w:r>
+    </w:p>
+    <w:p>
+      <w:pPr>
+        <w:spacing w:after="0"/>
+      </w:pPr>
+      <w:r>
+        <w:rPr>
+          <w:rFonts w:ascii="Consolas" w:cs="Consolas" w:eastAsia="Consolas" w:hAnsi="Consolas"/>
+          <w:sz w:val="18"/>
+          <w:szCs w:val="18"/>
+        </w:rPr>
+        <w:t xml:space="preserve">for mi, i, j in results[:10]:</w:t>
+      </w:r>
+    </w:p>
+    <w:p>
+      <w:pPr>
+        <w:spacing w:after="0"/>
+      </w:pPr>
+      <w:r>
+        <w:rPr>
+          <w:rFonts w:ascii="Consolas" w:cs="Consolas" w:eastAsia="Consolas" w:hAnsi="Consolas"/>
+          <w:sz w:val="18"/>
+          <w:szCs w:val="18"/>
+        </w:rPr>
+        <w:t xml:space="preserve">    print(f"  columns ({i}, {j}): MI = {mi:.4f} bits")</w:t>
       </w:r>
     </w:p>
     <w:p>
@@ -1427,7 +2094,7 @@
           <w:sz w:val="20"/>
           <w:szCs w:val="20"/>
         </w:rPr>
-        <w:t xml:space="preserve">data/Q3/BRCA_aligned.fa</w:t>
+        <w:t xml:space="preserve">data/Q4/DHFR_aligned.fa</w:t>
       </w:r>
       <w:r>
         <w:t xml:space="preserve">:</w:t>
@@ -1443,7 +2110,7 @@
           <w:sz w:val="18"/>
           <w:szCs w:val="18"/>
         </w:rPr>
-        <w:t xml:space="preserve">GATGGGTTGTGTTTGGTTTCTTTCAGCATGATTTTGAAGTCAGAGGAGATGTGGTCAATGGAAGAAACCACCAAGGTCCAAAGCGAGCAAGAGAATCCCAGGACAGAAAGGTAAAGCTCCCTCCCTCAAGTTGACAAAAATCTCACCCCACCACTCTGTATTCCACTCCCCTTTGCAGAGATGGGCCGCTTCATTTTGTAAGACTTATTACATACATACACAGTGCTAGATACTTTCACACAGGTTCTTTTTTCACTCTTCCATCCCAACCACATAAATAAGTATTGTCTCTACTTTATGAATGATAAAACTAAGAGATTTAGAGAGGCTGTGTA</w:t>
+        <w:t xml:space="preserve">MISLIVAMAENGVIGKDNDLPWHLPEDLKYFKRLTLGKPVIMGRKTWESIGRPLPGRRNIVLSRDPDYQAEGVEVVHSLEEALALAG-VEEVFVIGGAEIYAQALP-ADRLYLTEIDAEFEGDTFFPEIDPDEWEEVSREEHPADEKNGYDYTFVTYERK</w:t>
       </w:r>
     </w:p>
     <w:p>
@@ -1456,7 +2123,7 @@
         <w:spacing w:after="160"/>
       </w:pPr>
       <w:r>
-        <w:t xml:space="preserve">Top 3 least-conserved positions (1-based): 26, 158, 4 (all 8 mismatches; sum-of-pairs 148, 148, 136)</w:t>
+        <w:t xml:space="preserve">Top 10 pairs (columns, MI in bits): (149,150) 1.2409, (150,151) 1.1677, (68,70) 1.1111, (148,150) 1.0829, (145,146) 1.0511, (13,122) 1.0165, (149,151) 1.0131, (6,8) 1.0072, (151,152) 0.9992, (58,74) 0.9862</w:t>
       </w:r>
     </w:p>
     <w:p>
@@ -1465,7 +2132,7 @@
         <w:spacing w:after="160" w:before="300"/>
       </w:pPr>
       <w:r>
-        <w:t xml:space="preserve">Question 4: Multiple sequence alignment and covariation matrices</w:t>
+        <w:t xml:space="preserve">Question 5: A restriction-nuclease case study</w:t>
       </w:r>
     </w:p>
     <w:p>
@@ -1473,735 +2140,7 @@
         <w:spacing w:after="160"/>
       </w:pPr>
       <w:r>
-        <w:t xml:space="preserve">Input: a FASTA file of equal-length aligned protein sequences (20 amino acids + gap "-"). Output: the consensus string and the top 10 co-varying column pairs by mutual information, MI(i,j) = sum_a sum_b f_ij(a,b) * log2( f_ij(a,b) / (f_i(a) * f_j(b)) ).</w:t>
-      </w:r>
-    </w:p>
-    <w:p>
-      <w:pPr>
-        <w:spacing w:after="0"/>
-      </w:pPr>
-      <w:r>
-        <w:rPr>
-          <w:rFonts w:ascii="Consolas" w:cs="Consolas" w:eastAsia="Consolas" w:hAnsi="Consolas"/>
-          <w:sz w:val="18"/>
-          <w:szCs w:val="18"/>
-        </w:rPr>
-        <w:t xml:space="preserve">from collections import Counter</w:t>
-      </w:r>
-    </w:p>
-    <w:p>
-      <w:pPr>
-        <w:spacing w:after="0"/>
-      </w:pPr>
-      <w:r>
-        <w:rPr>
-          <w:rFonts w:ascii="Consolas" w:cs="Consolas" w:eastAsia="Consolas" w:hAnsi="Consolas"/>
-          <w:sz w:val="18"/>
-          <w:szCs w:val="18"/>
-        </w:rPr>
-        <w:t xml:space="preserve">from math import log2</w:t>
-      </w:r>
-    </w:p>
-    <w:p>
-      <w:pPr>
-        <w:spacing w:after="0"/>
-      </w:pPr>
-      <w:r>
-        <w:rPr>
-          <w:rFonts w:ascii="Consolas" w:cs="Consolas" w:eastAsia="Consolas" w:hAnsi="Consolas"/>
-          <w:sz w:val="18"/>
-          <w:szCs w:val="18"/>
-        </w:rPr>
-        <w:t xml:space="preserve"> </w:t>
-      </w:r>
-    </w:p>
-    <w:p>
-      <w:pPr>
-        <w:spacing w:after="0"/>
-      </w:pPr>
-      <w:r>
-        <w:rPr>
-          <w:rFonts w:ascii="Consolas" w:cs="Consolas" w:eastAsia="Consolas" w:hAnsi="Consolas"/>
-          <w:sz w:val="18"/>
-          <w:szCs w:val="18"/>
-        </w:rPr>
-        <w:t xml:space="preserve">AMINO_ACIDS = set("ACDEFGHIKLMNPQRSTVWY")</w:t>
-      </w:r>
-    </w:p>
-    <w:p>
-      <w:pPr>
-        <w:spacing w:after="0"/>
-      </w:pPr>
-      <w:r>
-        <w:rPr>
-          <w:rFonts w:ascii="Consolas" w:cs="Consolas" w:eastAsia="Consolas" w:hAnsi="Consolas"/>
-          <w:sz w:val="18"/>
-          <w:szCs w:val="18"/>
-        </w:rPr>
-        <w:t xml:space="preserve"> </w:t>
-      </w:r>
-    </w:p>
-    <w:p>
-      <w:pPr>
-        <w:spacing w:after="0"/>
-      </w:pPr>
-      <w:r>
-        <w:rPr>
-          <w:rFonts w:ascii="Consolas" w:cs="Consolas" w:eastAsia="Consolas" w:hAnsi="Consolas"/>
-          <w:sz w:val="18"/>
-          <w:szCs w:val="18"/>
-        </w:rPr>
-        <w:t xml:space="preserve"> </w:t>
-      </w:r>
-    </w:p>
-    <w:p>
-      <w:pPr>
-        <w:spacing w:after="0"/>
-      </w:pPr>
-      <w:r>
-        <w:rPr>
-          <w:rFonts w:ascii="Consolas" w:cs="Consolas" w:eastAsia="Consolas" w:hAnsi="Consolas"/>
-          <w:sz w:val="18"/>
-          <w:szCs w:val="18"/>
-        </w:rPr>
-        <w:t xml:space="preserve">def read_fasta(path):</w:t>
-      </w:r>
-    </w:p>
-    <w:p>
-      <w:pPr>
-        <w:spacing w:after="0"/>
-      </w:pPr>
-      <w:r>
-        <w:rPr>
-          <w:rFonts w:ascii="Consolas" w:cs="Consolas" w:eastAsia="Consolas" w:hAnsi="Consolas"/>
-          <w:sz w:val="18"/>
-          <w:szCs w:val="18"/>
-        </w:rPr>
-        <w:t xml:space="preserve">    seqs = []</w:t>
-      </w:r>
-    </w:p>
-    <w:p>
-      <w:pPr>
-        <w:spacing w:after="0"/>
-      </w:pPr>
-      <w:r>
-        <w:rPr>
-          <w:rFonts w:ascii="Consolas" w:cs="Consolas" w:eastAsia="Consolas" w:hAnsi="Consolas"/>
-          <w:sz w:val="18"/>
-          <w:szCs w:val="18"/>
-        </w:rPr>
-        <w:t xml:space="preserve">    seq = ""</w:t>
-      </w:r>
-    </w:p>
-    <w:p>
-      <w:pPr>
-        <w:spacing w:after="0"/>
-      </w:pPr>
-      <w:r>
-        <w:rPr>
-          <w:rFonts w:ascii="Consolas" w:cs="Consolas" w:eastAsia="Consolas" w:hAnsi="Consolas"/>
-          <w:sz w:val="18"/>
-          <w:szCs w:val="18"/>
-        </w:rPr>
-        <w:t xml:space="preserve">    for line in open(path):</w:t>
-      </w:r>
-    </w:p>
-    <w:p>
-      <w:pPr>
-        <w:spacing w:after="0"/>
-      </w:pPr>
-      <w:r>
-        <w:rPr>
-          <w:rFonts w:ascii="Consolas" w:cs="Consolas" w:eastAsia="Consolas" w:hAnsi="Consolas"/>
-          <w:sz w:val="18"/>
-          <w:szCs w:val="18"/>
-        </w:rPr>
-        <w:t xml:space="preserve">        line = line.strip()</w:t>
-      </w:r>
-    </w:p>
-    <w:p>
-      <w:pPr>
-        <w:spacing w:after="0"/>
-      </w:pPr>
-      <w:r>
-        <w:rPr>
-          <w:rFonts w:ascii="Consolas" w:cs="Consolas" w:eastAsia="Consolas" w:hAnsi="Consolas"/>
-          <w:sz w:val="18"/>
-          <w:szCs w:val="18"/>
-        </w:rPr>
-        <w:t xml:space="preserve">        if line.startswith("&gt;"):</w:t>
-      </w:r>
-    </w:p>
-    <w:p>
-      <w:pPr>
-        <w:spacing w:after="0"/>
-      </w:pPr>
-      <w:r>
-        <w:rPr>
-          <w:rFonts w:ascii="Consolas" w:cs="Consolas" w:eastAsia="Consolas" w:hAnsi="Consolas"/>
-          <w:sz w:val="18"/>
-          <w:szCs w:val="18"/>
-        </w:rPr>
-        <w:t xml:space="preserve">            if seq:</w:t>
-      </w:r>
-    </w:p>
-    <w:p>
-      <w:pPr>
-        <w:spacing w:after="0"/>
-      </w:pPr>
-      <w:r>
-        <w:rPr>
-          <w:rFonts w:ascii="Consolas" w:cs="Consolas" w:eastAsia="Consolas" w:hAnsi="Consolas"/>
-          <w:sz w:val="18"/>
-          <w:szCs w:val="18"/>
-        </w:rPr>
-        <w:t xml:space="preserve">                seqs.append(seq)</w:t>
-      </w:r>
-    </w:p>
-    <w:p>
-      <w:pPr>
-        <w:spacing w:after="0"/>
-      </w:pPr>
-      <w:r>
-        <w:rPr>
-          <w:rFonts w:ascii="Consolas" w:cs="Consolas" w:eastAsia="Consolas" w:hAnsi="Consolas"/>
-          <w:sz w:val="18"/>
-          <w:szCs w:val="18"/>
-        </w:rPr>
-        <w:t xml:space="preserve">            seq = ""</w:t>
-      </w:r>
-    </w:p>
-    <w:p>
-      <w:pPr>
-        <w:spacing w:after="0"/>
-      </w:pPr>
-      <w:r>
-        <w:rPr>
-          <w:rFonts w:ascii="Consolas" w:cs="Consolas" w:eastAsia="Consolas" w:hAnsi="Consolas"/>
-          <w:sz w:val="18"/>
-          <w:szCs w:val="18"/>
-        </w:rPr>
-        <w:t xml:space="preserve">        else:</w:t>
-      </w:r>
-    </w:p>
-    <w:p>
-      <w:pPr>
-        <w:spacing w:after="0"/>
-      </w:pPr>
-      <w:r>
-        <w:rPr>
-          <w:rFonts w:ascii="Consolas" w:cs="Consolas" w:eastAsia="Consolas" w:hAnsi="Consolas"/>
-          <w:sz w:val="18"/>
-          <w:szCs w:val="18"/>
-        </w:rPr>
-        <w:t xml:space="preserve">            seq += line.upper()</w:t>
-      </w:r>
-    </w:p>
-    <w:p>
-      <w:pPr>
-        <w:spacing w:after="0"/>
-      </w:pPr>
-      <w:r>
-        <w:rPr>
-          <w:rFonts w:ascii="Consolas" w:cs="Consolas" w:eastAsia="Consolas" w:hAnsi="Consolas"/>
-          <w:sz w:val="18"/>
-          <w:szCs w:val="18"/>
-        </w:rPr>
-        <w:t xml:space="preserve">    if seq:</w:t>
-      </w:r>
-    </w:p>
-    <w:p>
-      <w:pPr>
-        <w:spacing w:after="0"/>
-      </w:pPr>
-      <w:r>
-        <w:rPr>
-          <w:rFonts w:ascii="Consolas" w:cs="Consolas" w:eastAsia="Consolas" w:hAnsi="Consolas"/>
-          <w:sz w:val="18"/>
-          <w:szCs w:val="18"/>
-        </w:rPr>
-        <w:t xml:space="preserve">        seqs.append(seq)</w:t>
-      </w:r>
-    </w:p>
-    <w:p>
-      <w:pPr>
-        <w:spacing w:after="0"/>
-      </w:pPr>
-      <w:r>
-        <w:rPr>
-          <w:rFonts w:ascii="Consolas" w:cs="Consolas" w:eastAsia="Consolas" w:hAnsi="Consolas"/>
-          <w:sz w:val="18"/>
-          <w:szCs w:val="18"/>
-        </w:rPr>
-        <w:t xml:space="preserve">    return seqs</w:t>
-      </w:r>
-    </w:p>
-    <w:p>
-      <w:pPr>
-        <w:spacing w:after="0"/>
-      </w:pPr>
-      <w:r>
-        <w:rPr>
-          <w:rFonts w:ascii="Consolas" w:cs="Consolas" w:eastAsia="Consolas" w:hAnsi="Consolas"/>
-          <w:sz w:val="18"/>
-          <w:szCs w:val="18"/>
-        </w:rPr>
-        <w:t xml:space="preserve"> </w:t>
-      </w:r>
-    </w:p>
-    <w:p>
-      <w:pPr>
-        <w:spacing w:after="0"/>
-      </w:pPr>
-      <w:r>
-        <w:rPr>
-          <w:rFonts w:ascii="Consolas" w:cs="Consolas" w:eastAsia="Consolas" w:hAnsi="Consolas"/>
-          <w:sz w:val="18"/>
-          <w:szCs w:val="18"/>
-        </w:rPr>
-        <w:t xml:space="preserve"> </w:t>
-      </w:r>
-    </w:p>
-    <w:p>
-      <w:pPr>
-        <w:spacing w:after="0"/>
-      </w:pPr>
-      <w:r>
-        <w:rPr>
-          <w:rFonts w:ascii="Consolas" w:cs="Consolas" w:eastAsia="Consolas" w:hAnsi="Consolas"/>
-          <w:sz w:val="18"/>
-          <w:szCs w:val="18"/>
-        </w:rPr>
-        <w:t xml:space="preserve">def clean(ch):</w:t>
-      </w:r>
-    </w:p>
-    <w:p>
-      <w:pPr>
-        <w:spacing w:after="0"/>
-      </w:pPr>
-      <w:r>
-        <w:rPr>
-          <w:rFonts w:ascii="Consolas" w:cs="Consolas" w:eastAsia="Consolas" w:hAnsi="Consolas"/>
-          <w:sz w:val="18"/>
-          <w:szCs w:val="18"/>
-        </w:rPr>
-        <w:t xml:space="preserve">    return ch if ch in AMINO_ACIDS else "-"</w:t>
-      </w:r>
-    </w:p>
-    <w:p>
-      <w:pPr>
-        <w:spacing w:after="0"/>
-      </w:pPr>
-      <w:r>
-        <w:rPr>
-          <w:rFonts w:ascii="Consolas" w:cs="Consolas" w:eastAsia="Consolas" w:hAnsi="Consolas"/>
-          <w:sz w:val="18"/>
-          <w:szCs w:val="18"/>
-        </w:rPr>
-        <w:t xml:space="preserve"> </w:t>
-      </w:r>
-    </w:p>
-    <w:p>
-      <w:pPr>
-        <w:spacing w:after="0"/>
-      </w:pPr>
-      <w:r>
-        <w:rPr>
-          <w:rFonts w:ascii="Consolas" w:cs="Consolas" w:eastAsia="Consolas" w:hAnsi="Consolas"/>
-          <w:sz w:val="18"/>
-          <w:szCs w:val="18"/>
-        </w:rPr>
-        <w:t xml:space="preserve"> </w:t>
-      </w:r>
-    </w:p>
-    <w:p>
-      <w:pPr>
-        <w:spacing w:after="0"/>
-      </w:pPr>
-      <w:r>
-        <w:rPr>
-          <w:rFonts w:ascii="Consolas" w:cs="Consolas" w:eastAsia="Consolas" w:hAnsi="Consolas"/>
-          <w:sz w:val="18"/>
-          <w:szCs w:val="18"/>
-        </w:rPr>
-        <w:t xml:space="preserve">seqs = read_fasta("data/Q4/DHFR_aligned.fa")</w:t>
-      </w:r>
-    </w:p>
-    <w:p>
-      <w:pPr>
-        <w:spacing w:after="0"/>
-      </w:pPr>
-      <w:r>
-        <w:rPr>
-          <w:rFonts w:ascii="Consolas" w:cs="Consolas" w:eastAsia="Consolas" w:hAnsi="Consolas"/>
-          <w:sz w:val="18"/>
-          <w:szCs w:val="18"/>
-        </w:rPr>
-        <w:t xml:space="preserve">n = len(seqs)</w:t>
-      </w:r>
-    </w:p>
-    <w:p>
-      <w:pPr>
-        <w:spacing w:after="0"/>
-      </w:pPr>
-      <w:r>
-        <w:rPr>
-          <w:rFonts w:ascii="Consolas" w:cs="Consolas" w:eastAsia="Consolas" w:hAnsi="Consolas"/>
-          <w:sz w:val="18"/>
-          <w:szCs w:val="18"/>
-        </w:rPr>
-        <w:t xml:space="preserve">length = len(seqs[0])</w:t>
-      </w:r>
-    </w:p>
-    <w:p>
-      <w:pPr>
-        <w:spacing w:after="0"/>
-      </w:pPr>
-      <w:r>
-        <w:rPr>
-          <w:rFonts w:ascii="Consolas" w:cs="Consolas" w:eastAsia="Consolas" w:hAnsi="Consolas"/>
-          <w:sz w:val="18"/>
-          <w:szCs w:val="18"/>
-        </w:rPr>
-        <w:t xml:space="preserve"> </w:t>
-      </w:r>
-    </w:p>
-    <w:p>
-      <w:pPr>
-        <w:spacing w:after="0"/>
-      </w:pPr>
-      <w:r>
-        <w:rPr>
-          <w:rFonts w:ascii="Consolas" w:cs="Consolas" w:eastAsia="Consolas" w:hAnsi="Consolas"/>
-          <w:sz w:val="18"/>
-          <w:szCs w:val="18"/>
-        </w:rPr>
-        <w:t xml:space="preserve">columns = [[clean(seq[i]) for seq in seqs] for i in range(length)]</w:t>
-      </w:r>
-    </w:p>
-    <w:p>
-      <w:pPr>
-        <w:spacing w:after="0"/>
-      </w:pPr>
-      <w:r>
-        <w:rPr>
-          <w:rFonts w:ascii="Consolas" w:cs="Consolas" w:eastAsia="Consolas" w:hAnsi="Consolas"/>
-          <w:sz w:val="18"/>
-          <w:szCs w:val="18"/>
-        </w:rPr>
-        <w:t xml:space="preserve">freqs = [Counter(col) for col in columns]</w:t>
-      </w:r>
-    </w:p>
-    <w:p>
-      <w:pPr>
-        <w:spacing w:after="0"/>
-      </w:pPr>
-      <w:r>
-        <w:rPr>
-          <w:rFonts w:ascii="Consolas" w:cs="Consolas" w:eastAsia="Consolas" w:hAnsi="Consolas"/>
-          <w:sz w:val="18"/>
-          <w:szCs w:val="18"/>
-        </w:rPr>
-        <w:t xml:space="preserve">for f in freqs:</w:t>
-      </w:r>
-    </w:p>
-    <w:p>
-      <w:pPr>
-        <w:spacing w:after="0"/>
-      </w:pPr>
-      <w:r>
-        <w:rPr>
-          <w:rFonts w:ascii="Consolas" w:cs="Consolas" w:eastAsia="Consolas" w:hAnsi="Consolas"/>
-          <w:sz w:val="18"/>
-          <w:szCs w:val="18"/>
-        </w:rPr>
-        <w:t xml:space="preserve">    for k in f:</w:t>
-      </w:r>
-    </w:p>
-    <w:p>
-      <w:pPr>
-        <w:spacing w:after="0"/>
-      </w:pPr>
-      <w:r>
-        <w:rPr>
-          <w:rFonts w:ascii="Consolas" w:cs="Consolas" w:eastAsia="Consolas" w:hAnsi="Consolas"/>
-          <w:sz w:val="18"/>
-          <w:szCs w:val="18"/>
-        </w:rPr>
-        <w:t xml:space="preserve">        f[k] /= n</w:t>
-      </w:r>
-    </w:p>
-    <w:p>
-      <w:pPr>
-        <w:spacing w:after="0"/>
-      </w:pPr>
-      <w:r>
-        <w:rPr>
-          <w:rFonts w:ascii="Consolas" w:cs="Consolas" w:eastAsia="Consolas" w:hAnsi="Consolas"/>
-          <w:sz w:val="18"/>
-          <w:szCs w:val="18"/>
-        </w:rPr>
-        <w:t xml:space="preserve"> </w:t>
-      </w:r>
-    </w:p>
-    <w:p>
-      <w:pPr>
-        <w:spacing w:after="0"/>
-      </w:pPr>
-      <w:r>
-        <w:rPr>
-          <w:rFonts w:ascii="Consolas" w:cs="Consolas" w:eastAsia="Consolas" w:hAnsi="Consolas"/>
-          <w:sz w:val="18"/>
-          <w:szCs w:val="18"/>
-        </w:rPr>
-        <w:t xml:space="preserve">consensus = "".join(c.most_common(1)[0][0] for c in freqs)</w:t>
-      </w:r>
-    </w:p>
-    <w:p>
-      <w:pPr>
-        <w:spacing w:after="0"/>
-      </w:pPr>
-      <w:r>
-        <w:rPr>
-          <w:rFonts w:ascii="Consolas" w:cs="Consolas" w:eastAsia="Consolas" w:hAnsi="Consolas"/>
-          <w:sz w:val="18"/>
-          <w:szCs w:val="18"/>
-        </w:rPr>
-        <w:t xml:space="preserve"> </w:t>
-      </w:r>
-    </w:p>
-    <w:p>
-      <w:pPr>
-        <w:spacing w:after="0"/>
-      </w:pPr>
-      <w:r>
-        <w:rPr>
-          <w:rFonts w:ascii="Consolas" w:cs="Consolas" w:eastAsia="Consolas" w:hAnsi="Consolas"/>
-          <w:sz w:val="18"/>
-          <w:szCs w:val="18"/>
-        </w:rPr>
-        <w:t xml:space="preserve">results = []</w:t>
-      </w:r>
-    </w:p>
-    <w:p>
-      <w:pPr>
-        <w:spacing w:after="0"/>
-      </w:pPr>
-      <w:r>
-        <w:rPr>
-          <w:rFonts w:ascii="Consolas" w:cs="Consolas" w:eastAsia="Consolas" w:hAnsi="Consolas"/>
-          <w:sz w:val="18"/>
-          <w:szCs w:val="18"/>
-        </w:rPr>
-        <w:t xml:space="preserve">for i in range(length):</w:t>
-      </w:r>
-    </w:p>
-    <w:p>
-      <w:pPr>
-        <w:spacing w:after="0"/>
-      </w:pPr>
-      <w:r>
-        <w:rPr>
-          <w:rFonts w:ascii="Consolas" w:cs="Consolas" w:eastAsia="Consolas" w:hAnsi="Consolas"/>
-          <w:sz w:val="18"/>
-          <w:szCs w:val="18"/>
-        </w:rPr>
-        <w:t xml:space="preserve">    for j in range(i + 1, length):</w:t>
-      </w:r>
-    </w:p>
-    <w:p>
-      <w:pPr>
-        <w:spacing w:after="0"/>
-      </w:pPr>
-      <w:r>
-        <w:rPr>
-          <w:rFonts w:ascii="Consolas" w:cs="Consolas" w:eastAsia="Consolas" w:hAnsi="Consolas"/>
-          <w:sz w:val="18"/>
-          <w:szCs w:val="18"/>
-        </w:rPr>
-        <w:t xml:space="preserve">        joint = Counter(zip(columns[i], columns[j]))</w:t>
-      </w:r>
-    </w:p>
-    <w:p>
-      <w:pPr>
-        <w:spacing w:after="0"/>
-      </w:pPr>
-      <w:r>
-        <w:rPr>
-          <w:rFonts w:ascii="Consolas" w:cs="Consolas" w:eastAsia="Consolas" w:hAnsi="Consolas"/>
-          <w:sz w:val="18"/>
-          <w:szCs w:val="18"/>
-        </w:rPr>
-        <w:t xml:space="preserve">        mi = 0.0</w:t>
-      </w:r>
-    </w:p>
-    <w:p>
-      <w:pPr>
-        <w:spacing w:after="0"/>
-      </w:pPr>
-      <w:r>
-        <w:rPr>
-          <w:rFonts w:ascii="Consolas" w:cs="Consolas" w:eastAsia="Consolas" w:hAnsi="Consolas"/>
-          <w:sz w:val="18"/>
-          <w:szCs w:val="18"/>
-        </w:rPr>
-        <w:t xml:space="preserve">        for (a, b), count in joint.items():</w:t>
-      </w:r>
-    </w:p>
-    <w:p>
-      <w:pPr>
-        <w:spacing w:after="0"/>
-      </w:pPr>
-      <w:r>
-        <w:rPr>
-          <w:rFonts w:ascii="Consolas" w:cs="Consolas" w:eastAsia="Consolas" w:hAnsi="Consolas"/>
-          <w:sz w:val="18"/>
-          <w:szCs w:val="18"/>
-        </w:rPr>
-        <w:t xml:space="preserve">            pij = count / n</w:t>
-      </w:r>
-    </w:p>
-    <w:p>
-      <w:pPr>
-        <w:spacing w:after="0"/>
-      </w:pPr>
-      <w:r>
-        <w:rPr>
-          <w:rFonts w:ascii="Consolas" w:cs="Consolas" w:eastAsia="Consolas" w:hAnsi="Consolas"/>
-          <w:sz w:val="18"/>
-          <w:szCs w:val="18"/>
-        </w:rPr>
-        <w:t xml:space="preserve">            mi += pij * log2(pij / (freqs[i][a] * freqs[j][b]))</w:t>
-      </w:r>
-    </w:p>
-    <w:p>
-      <w:pPr>
-        <w:spacing w:after="0"/>
-      </w:pPr>
-      <w:r>
-        <w:rPr>
-          <w:rFonts w:ascii="Consolas" w:cs="Consolas" w:eastAsia="Consolas" w:hAnsi="Consolas"/>
-          <w:sz w:val="18"/>
-          <w:szCs w:val="18"/>
-        </w:rPr>
-        <w:t xml:space="preserve">        results.append((mi, i + 1, j + 1))</w:t>
-      </w:r>
-    </w:p>
-    <w:p>
-      <w:pPr>
-        <w:spacing w:after="0"/>
-      </w:pPr>
-      <w:r>
-        <w:rPr>
-          <w:rFonts w:ascii="Consolas" w:cs="Consolas" w:eastAsia="Consolas" w:hAnsi="Consolas"/>
-          <w:sz w:val="18"/>
-          <w:szCs w:val="18"/>
-        </w:rPr>
-        <w:t xml:space="preserve"> </w:t>
-      </w:r>
-    </w:p>
-    <w:p>
-      <w:pPr>
-        <w:spacing w:after="0"/>
-      </w:pPr>
-      <w:r>
-        <w:rPr>
-          <w:rFonts w:ascii="Consolas" w:cs="Consolas" w:eastAsia="Consolas" w:hAnsi="Consolas"/>
-          <w:sz w:val="18"/>
-          <w:szCs w:val="18"/>
-        </w:rPr>
-        <w:t xml:space="preserve">results.sort(reverse=True)</w:t>
-      </w:r>
-    </w:p>
-    <w:p>
-      <w:pPr>
-        <w:spacing w:after="0"/>
-      </w:pPr>
-      <w:r>
-        <w:rPr>
-          <w:rFonts w:ascii="Consolas" w:cs="Consolas" w:eastAsia="Consolas" w:hAnsi="Consolas"/>
-          <w:sz w:val="18"/>
-          <w:szCs w:val="18"/>
-        </w:rPr>
-        <w:t xml:space="preserve"> </w:t>
-      </w:r>
-    </w:p>
-    <w:p>
-      <w:pPr>
-        <w:spacing w:after="0"/>
-      </w:pPr>
-      <w:r>
-        <w:rPr>
-          <w:rFonts w:ascii="Consolas" w:cs="Consolas" w:eastAsia="Consolas" w:hAnsi="Consolas"/>
-          <w:sz w:val="18"/>
-          <w:szCs w:val="18"/>
-        </w:rPr>
-        <w:t xml:space="preserve">print("Consensus string:")</w:t>
-      </w:r>
-    </w:p>
-    <w:p>
-      <w:pPr>
-        <w:spacing w:after="0"/>
-      </w:pPr>
-      <w:r>
-        <w:rPr>
-          <w:rFonts w:ascii="Consolas" w:cs="Consolas" w:eastAsia="Consolas" w:hAnsi="Consolas"/>
-          <w:sz w:val="18"/>
-          <w:szCs w:val="18"/>
-        </w:rPr>
-        <w:t xml:space="preserve">print(consensus)</w:t>
-      </w:r>
-    </w:p>
-    <w:p>
-      <w:pPr>
-        <w:spacing w:after="0"/>
-      </w:pPr>
-      <w:r>
-        <w:rPr>
-          <w:rFonts w:ascii="Consolas" w:cs="Consolas" w:eastAsia="Consolas" w:hAnsi="Consolas"/>
-          <w:sz w:val="18"/>
-          <w:szCs w:val="18"/>
-        </w:rPr>
-        <w:t xml:space="preserve">print("Top 10 co-varying column pairs by mutual information:")</w:t>
-      </w:r>
-    </w:p>
-    <w:p>
-      <w:pPr>
-        <w:spacing w:after="0"/>
-      </w:pPr>
-      <w:r>
-        <w:rPr>
-          <w:rFonts w:ascii="Consolas" w:cs="Consolas" w:eastAsia="Consolas" w:hAnsi="Consolas"/>
-          <w:sz w:val="18"/>
-          <w:szCs w:val="18"/>
-        </w:rPr>
-        <w:t xml:space="preserve">for mi, i, j in results[:10]:</w:t>
-      </w:r>
-    </w:p>
-    <w:p>
-      <w:pPr>
-        <w:spacing w:after="0"/>
-      </w:pPr>
-      <w:r>
-        <w:rPr>
-          <w:rFonts w:ascii="Consolas" w:cs="Consolas" w:eastAsia="Consolas" w:hAnsi="Consolas"/>
-          <w:sz w:val="18"/>
-          <w:szCs w:val="18"/>
-        </w:rPr>
-        <w:t xml:space="preserve">    print(f"  columns ({i}, {j}): MI = {mi:.4f} bits")</w:t>
-      </w:r>
-    </w:p>
-    <w:p>
-      <w:pPr>
-        <w:spacing w:after="160"/>
-      </w:pPr>
-    </w:p>
-    <w:p>
-      <w:pPr>
-        <w:spacing w:after="160"/>
-      </w:pPr>
-      <w:r>
-        <w:t xml:space="preserve">Output on </w:t>
+        <w:t xml:space="preserve">EcoRV recognizes GATATC and cuts blunt in the middle: GAT/ATC. Target sequence: chr22 (</w:t>
       </w:r>
       <w:r>
         <w:rPr>
@@ -2209,60 +2148,6 @@
           <w:sz w:val="20"/>
           <w:szCs w:val="20"/>
         </w:rPr>
-        <w:t xml:space="preserve">data/Q4/DHFR_aligned.fa</w:t>
-      </w:r>
-      <w:r>
-        <w:t xml:space="preserve">:</w:t>
-      </w:r>
-    </w:p>
-    <w:p>
-      <w:pPr>
-        <w:spacing w:after="0"/>
-      </w:pPr>
-      <w:r>
-        <w:rPr>
-          <w:rFonts w:ascii="Consolas" w:cs="Consolas" w:eastAsia="Consolas" w:hAnsi="Consolas"/>
-          <w:sz w:val="18"/>
-          <w:szCs w:val="18"/>
-        </w:rPr>
-        <w:t xml:space="preserve">MISLIVAMAENGVIGKDNDLPWHLPEDLKYFKRLTLGKPVIMGRKTWESIGRPLPGRRNIVLSRDPDYQAEGVEVVHSLEEALALAG-VEEVFVIGGAEIYAQALP-ADRLYLTEIDAEFEGDTFFPEIDPDEWEEVSREEHPADEKNGYDYTFVTYERK</w:t>
-      </w:r>
-    </w:p>
-    <w:p>
-      <w:pPr>
-        <w:spacing w:after="160"/>
-      </w:pPr>
-    </w:p>
-    <w:p>
-      <w:pPr>
-        <w:spacing w:after="160"/>
-      </w:pPr>
-      <w:r>
-        <w:t xml:space="preserve">Top 10 pairs (columns, MI in bits): (149,150) 1.2409, (150,151) 1.1677, (68,70) 1.1111, (148,150) 1.0829, (145,146) 1.0511, (13,122) 1.0165, (149,151) 1.0131, (6,8) 1.0072, (151,152) 0.9992, (58,74) 0.9862</w:t>
-      </w:r>
-    </w:p>
-    <w:p>
-      <w:pPr>
-        <w:pStyle w:val="Heading1"/>
-        <w:spacing w:after="160" w:before="300"/>
-      </w:pPr>
-      <w:r>
-        <w:t xml:space="preserve">Question 5: A restriction-nuclease case study</w:t>
-      </w:r>
-    </w:p>
-    <w:p>
-      <w:pPr>
-        <w:spacing w:after="160"/>
-      </w:pPr>
-      <w:r>
-        <w:t xml:space="preserve">EcoRV recognizes GATATC and cuts blunt in the middle: GAT/ATC. Target sequence: chr22 (</w:t>
-      </w:r>
-      <w:r>
-        <w:rPr>
-          <w:rFonts w:ascii="Consolas" w:cs="Consolas" w:eastAsia="Consolas" w:hAnsi="Consolas"/>
-          <w:sz w:val="20"/>
-          <w:szCs w:val="20"/>
-        </w:rPr>
         <w:t xml:space="preserve">data/Q1/chr22.fa</w:t>
       </w:r>
       <w:r>
@@ -3048,7 +2933,7 @@
         <w:spacing w:after="160"/>
       </w:pPr>
       <w:r>
-        <w:t xml:space="preserve">b. EcoRV's site is a palindrome. Its reverse complement is </w:t>
+        <w:t xml:space="preserve">b. GATATC's reverse complement is </w:t>
       </w:r>
       <w:r>
         <w:rPr>
@@ -3058,7 +2943,7 @@
         <w:t xml:space="preserve">GATATC</w:t>
       </w:r>
       <w:r>
-        <w:t xml:space="preserve"> (same as itself). We only need the forward strand because a palindromic site reads the same on both strands at the same position — the reverse strand never reveals a new site, only the same ones already found on the forward strand.</w:t>
+        <w:t xml:space="preserve"> — same sequence, so it's a palindrome. I only need to scan the forward strand because of that: the two DNA strands run opposite ways but pair up base-for-base, so whatever sequence sits on the top strand at a spot is mirrored on the bottom strand at that same spot. Since the site folds back onto itself, every site I find on the forward strand is already the same site on the reverse strand too — scanning the reverse strand again wouldn't turn up anything new, just the same positions from the other side.</w:t>
       </w:r>
     </w:p>
     <w:p>
@@ -4311,7 +4196,7 @@
         <w:spacing w:after="160"/>
       </w:pPr>
       <w:r>
-        <w:t xml:space="preserve">This is </w:t>
+        <w:t xml:space="preserve">I think this is the </w:t>
       </w:r>
       <w:r>
         <w:rPr>
@@ -4322,7 +4207,7 @@
         <w:t xml:space="preserve">yeeJ</w:t>
       </w:r>
       <w:r>
-        <w:t xml:space="preserve">, an inverse autotransporter adhesin — MG1655 YeeJ is reported at 2358 aa (minor version difference from our 2367 aa, same gene), and the repeated ~90-residue blocks in the sequence match its ~13 bacterial Ig-like (Big) domains. It binds peptidoglycan and promotes biofilm formation (Meuskens et al., Sci Rep 2017, https://www.nature.com/articles/s41598-017-10902-0).</w:t>
+        <w:t xml:space="preserve"> gene. When I looked it up, MG1655's YeeJ protein is listed at 2358 amino acids, which is really close to the 2367 aa I got — the small gap is probably just a different genome build or annotation call, not a different gene. My translated sequence also has a lot of repeated ~90-residue chunks, which lines up with YeeJ being described as having around 13 repeated Ig-like domains. As for what it does: it's an inverse autotransporter that sticks to peptidoglycan and helps E. coli form biofilms (Meuskens et al., Scientific Reports, 2017, https://www.nature.com/articles/s41598-017-10902-0).</w:t>
       </w:r>
     </w:p>
     <w:sectPr>

--- a/ANSWERS.docx
+++ b/ANSWERS.docx
@@ -1083,7 +1083,7 @@
           <w:sz w:val="18"/>
           <w:szCs w:val="18"/>
         </w:rPr>
-        <w:t xml:space="preserve"># consensus + entropy per column (entropy = variability metric)</w:t>
+        <w:t xml:space="preserve"># consensus + entropy per column</w:t>
       </w:r>
     </w:p>
     <w:p>
@@ -3463,32 +3463,6 @@
           <w:sz w:val="18"/>
           <w:szCs w:val="18"/>
         </w:rPr>
-        <w:t xml:space="preserve">    # ATG -&gt; next in-frame stop codon, per frame. Every ATG before a stop</w:t>
-      </w:r>
-    </w:p>
-    <w:p>
-      <w:pPr>
-        <w:spacing w:after="0"/>
-      </w:pPr>
-      <w:r>
-        <w:rPr>
-          <w:rFonts w:ascii="Consolas" w:cs="Consolas" w:eastAsia="Consolas" w:hAnsi="Consolas"/>
-          <w:sz w:val="18"/>
-          <w:szCs w:val="18"/>
-        </w:rPr>
-        <w:t xml:space="preserve">    # gets its own ORF ending at that stop. ATGs with no stop are dropped.</w:t>
-      </w:r>
-    </w:p>
-    <w:p>
-      <w:pPr>
-        <w:spacing w:after="0"/>
-      </w:pPr>
-      <w:r>
-        <w:rPr>
-          <w:rFonts w:ascii="Consolas" w:cs="Consolas" w:eastAsia="Consolas" w:hAnsi="Consolas"/>
-          <w:sz w:val="18"/>
-          <w:szCs w:val="18"/>
-        </w:rPr>
         <w:t xml:space="preserve">    orfs = []</w:t>
       </w:r>
     </w:p>
@@ -3763,45 +3737,6 @@
           <w:szCs w:val="18"/>
         </w:rPr>
         <w:t xml:space="preserve"> </w:t>
-      </w:r>
-    </w:p>
-    <w:p>
-      <w:pPr>
-        <w:spacing w:after="0"/>
-      </w:pPr>
-      <w:r>
-        <w:rPr>
-          <w:rFonts w:ascii="Consolas" w:cs="Consolas" w:eastAsia="Consolas" w:hAnsi="Consolas"/>
-          <w:sz w:val="18"/>
-          <w:szCs w:val="18"/>
-        </w:rPr>
-        <w:t xml:space="preserve"># positions are reported in 1-based genome coordinates on the forward strand;</w:t>
-      </w:r>
-    </w:p>
-    <w:p>
-      <w:pPr>
-        <w:spacing w:after="0"/>
-      </w:pPr>
-      <w:r>
-        <w:rPr>
-          <w:rFonts w:ascii="Consolas" w:cs="Consolas" w:eastAsia="Consolas" w:hAnsi="Consolas"/>
-          <w:sz w:val="18"/>
-          <w:szCs w:val="18"/>
-        </w:rPr>
-        <w:t xml:space="preserve"># for "-" strand ORFs, start/end are still those forward coordinates, just</w:t>
-      </w:r>
-    </w:p>
-    <w:p>
-      <w:pPr>
-        <w:spacing w:after="0"/>
-      </w:pPr>
-      <w:r>
-        <w:rPr>
-          <w:rFonts w:ascii="Consolas" w:cs="Consolas" w:eastAsia="Consolas" w:hAnsi="Consolas"/>
-          <w:sz w:val="18"/>
-          <w:szCs w:val="18"/>
-        </w:rPr>
-        <w:t xml:space="preserve"># read from high to low (start = 5' end of the ORF on the minus strand)</w:t>
       </w:r>
     </w:p>
     <w:p>
